--- a/doc/詩/宋朝/蘇東坡/蘇軾-海棠.docx
+++ b/doc/詩/宋朝/蘇東坡/蘇軾-海棠.docx
@@ -1,6 +1,6 @@
 
 <file path=word/document.xml><?xml version="1.0" encoding="utf-8"?>
-<w:document xmlns:wpc="http://schemas.microsoft.com/office/word/2010/wordprocessingCanvas" xmlns:cx="http://schemas.microsoft.com/office/drawing/2014/chartex" xmlns:cx1="http://schemas.microsoft.com/office/drawing/2015/9/8/chartex" xmlns:cx2="http://schemas.microsoft.com/office/drawing/2015/10/21/chartex" xmlns:cx3="http://schemas.microsoft.com/office/drawing/2016/5/9/chartex" xmlns:cx4="http://schemas.microsoft.com/office/drawing/2016/5/10/chartex" xmlns:cx5="http://schemas.microsoft.com/office/drawing/2016/5/11/chartex" xmlns:cx6="http://schemas.microsoft.com/office/drawing/2016/5/12/chartex" xmlns:cx7="http://schemas.microsoft.com/office/drawing/2016/5/13/chartex" xmlns:cx8="http://schemas.microsoft.com/office/drawing/2016/5/14/chartex" xmlns:mc="http://schemas.openxmlformats.org/markup-compatibility/2006" xmlns:aink="http://schemas.microsoft.com/office/drawing/2016/ink" xmlns:am3d="http://schemas.microsoft.com/office/drawing/2017/model3d" xmlns:o="urn:schemas-microsoft-com:office:office" xmlns:oel="http://schemas.microsoft.com/office/2019/extlst" xmlns:r="http://schemas.openxmlformats.org/officeDocument/2006/relationships" xmlns:m="http://schemas.openxmlformats.org/officeDocument/2006/math" xmlns:v="urn:schemas-microsoft-com:vml" xmlns:wp14="http://schemas.microsoft.com/office/word/2010/wordprocessingDrawing" xmlns:wp="http://schemas.openxmlformats.org/drawingml/2006/wordprocessingDrawing" xmlns:w10="urn:schemas-microsoft-com:office:word" xmlns:w="http://schemas.openxmlformats.org/wordprocessingml/2006/main" xmlns:w14="http://schemas.microsoft.com/office/word/2010/wordml" xmlns:w15="http://schemas.microsoft.com/office/word/2012/wordml" xmlns:w16cex="http://schemas.microsoft.com/office/word/2018/wordml/cex" xmlns:w16cid="http://schemas.microsoft.com/office/word/2016/wordml/cid" xmlns:w16="http://schemas.microsoft.com/office/word/2018/wordml" xmlns:w16du="http://schemas.microsoft.com/office/word/2023/wordml/word16du" xmlns:w16sdtdh="http://schemas.microsoft.com/office/word/2020/wordml/sdtdatahash" xmlns:w16se="http://schemas.microsoft.com/office/word/2015/wordml/symex" xmlns:wpg="http://schemas.microsoft.com/office/word/2010/wordprocessingGroup" xmlns:wpi="http://schemas.microsoft.com/office/word/2010/wordprocessingInk" xmlns:wne="http://schemas.microsoft.com/office/word/2006/wordml" xmlns:wps="http://schemas.microsoft.com/office/word/2010/wordprocessingShape" mc:Ignorable="w14 w15 w16se w16cid w16 w16cex w16sdtdh wp14">
+<w:document xmlns:wpc="http://schemas.microsoft.com/office/word/2010/wordprocessingCanvas" xmlns:cx="http://schemas.microsoft.com/office/drawing/2014/chartex" xmlns:cx1="http://schemas.microsoft.com/office/drawing/2015/9/8/chartex" xmlns:cx2="http://schemas.microsoft.com/office/drawing/2015/10/21/chartex" xmlns:cx3="http://schemas.microsoft.com/office/drawing/2016/5/9/chartex" xmlns:cx4="http://schemas.microsoft.com/office/drawing/2016/5/10/chartex" xmlns:cx5="http://schemas.microsoft.com/office/drawing/2016/5/11/chartex" xmlns:cx6="http://schemas.microsoft.com/office/drawing/2016/5/12/chartex" xmlns:cx7="http://schemas.microsoft.com/office/drawing/2016/5/13/chartex" xmlns:cx8="http://schemas.microsoft.com/office/drawing/2016/5/14/chartex" xmlns:mc="http://schemas.openxmlformats.org/markup-compatibility/2006" xmlns:aink="http://schemas.microsoft.com/office/drawing/2016/ink" xmlns:am3d="http://schemas.microsoft.com/office/drawing/2017/model3d" xmlns:o="urn:schemas-microsoft-com:office:office" xmlns:r="http://schemas.openxmlformats.org/officeDocument/2006/relationships" xmlns:m="http://schemas.openxmlformats.org/officeDocument/2006/math" xmlns:v="urn:schemas-microsoft-com:vml" xmlns:wp14="http://schemas.microsoft.com/office/word/2010/wordprocessingDrawing" xmlns:wp="http://schemas.openxmlformats.org/drawingml/2006/wordprocessingDrawing" xmlns:w10="urn:schemas-microsoft-com:office:word" xmlns:w="http://schemas.openxmlformats.org/wordprocessingml/2006/main" xmlns:w14="http://schemas.microsoft.com/office/word/2010/wordml" xmlns:w15="http://schemas.microsoft.com/office/word/2012/wordml" xmlns:w16cex="http://schemas.microsoft.com/office/word/2018/wordml/cex" xmlns:w16cid="http://schemas.microsoft.com/office/word/2016/wordml/cid" xmlns:w16="http://schemas.microsoft.com/office/word/2018/wordml" xmlns:w16sdtdh="http://schemas.microsoft.com/office/word/2020/wordml/sdtdatahash" xmlns:w16se="http://schemas.microsoft.com/office/word/2015/wordml/symex" xmlns:wpg="http://schemas.microsoft.com/office/word/2010/wordprocessingGroup" xmlns:wpi="http://schemas.microsoft.com/office/word/2010/wordprocessingInk" xmlns:wne="http://schemas.microsoft.com/office/word/2006/wordml" xmlns:wps="http://schemas.microsoft.com/office/word/2010/wordprocessingShape" mc:Ignorable="w14 w15 w16se w16cid w16 w16cex w16sdtdh wp14">
   <w:body>
     <w:p>
       <w:pPr>
@@ -194,23 +194,17 @@
       <w:pPr>
         <w:spacing w:after="0" w:line="440" w:lineRule="exact"/>
         <w:ind w:left="0" w:right="0" w:firstLine="0"/>
-        <w:rPr>
-          <w:szCs w:val="28"/>
-        </w:rPr>
-      </w:pPr>
-      <w:r>
-        <w:rPr>
-          <w:rFonts w:hint="eastAsia"/>
-          <w:szCs w:val="28"/>
-        </w:rPr>
-        <w:t>裊裊</w:t>
-      </w:r>
-      <w:r>
-        <w:rPr>
-          <w:rFonts w:hint="eastAsia"/>
-          <w:szCs w:val="28"/>
-        </w:rPr>
-        <w:t>的東風吹動了淡淡的雲彩，露出了月亮，月光也是淡淡的。花朵的香氣融在朦朧的霧</w:t>
+        <w:jc w:val="both"/>
+        <w:rPr>
+          <w:szCs w:val="28"/>
+        </w:rPr>
+      </w:pPr>
+      <w:r>
+        <w:rPr>
+          <w:rFonts w:hint="eastAsia"/>
+          <w:szCs w:val="28"/>
+        </w:rPr>
+        <w:t>輕柔的春風徐徐吹拂，海棠花在春光的照映下，</w:t>
       </w:r>
       <w:proofErr w:type="gramStart"/>
       <w:r>
@@ -218,7 +212,7 @@
           <w:rFonts w:hint="eastAsia"/>
           <w:szCs w:val="28"/>
         </w:rPr>
-        <w:t>裏</w:t>
+        <w:t>正流淌</w:t>
       </w:r>
       <w:proofErr w:type="gramEnd"/>
       <w:r>
@@ -226,39 +220,24 @@
           <w:rFonts w:hint="eastAsia"/>
           <w:szCs w:val="28"/>
         </w:rPr>
-        <w:t>，而月亮</w:t>
-      </w:r>
-      <w:proofErr w:type="gramStart"/>
-      <w:r>
-        <w:rPr>
-          <w:rFonts w:hint="eastAsia"/>
-          <w:szCs w:val="28"/>
-        </w:rPr>
-        <w:t>已經移過了</w:t>
-      </w:r>
-      <w:proofErr w:type="gramEnd"/>
-      <w:r>
-        <w:rPr>
-          <w:rFonts w:hint="eastAsia"/>
-          <w:szCs w:val="28"/>
-        </w:rPr>
-        <w:t>院中的迴廊。</w:t>
+        <w:t>著華美而高雅的光彩。濃郁的花香在朦朧的夜霧中瀰漫開來，月亮悄悄移動，清冷的月光已經轉過了迴廊。</w:t>
       </w:r>
     </w:p>
     <w:p>
       <w:pPr>
         <w:spacing w:after="0" w:line="440" w:lineRule="exact"/>
         <w:ind w:left="0" w:right="0" w:firstLine="0"/>
-        <w:rPr>
-          <w:szCs w:val="28"/>
-        </w:rPr>
-      </w:pPr>
-      <w:r>
-        <w:rPr>
-          <w:rFonts w:hint="eastAsia"/>
-          <w:szCs w:val="28"/>
-        </w:rPr>
-        <w:t>由於只是害怕在這深夜時分，花兒就會睡去，</w:t>
+        <w:jc w:val="both"/>
+        <w:rPr>
+          <w:szCs w:val="28"/>
+        </w:rPr>
+      </w:pPr>
+      <w:r>
+        <w:rPr>
+          <w:rFonts w:hint="eastAsia"/>
+          <w:szCs w:val="28"/>
+        </w:rPr>
+        <w:t>我唯恐夜深人靜時，美麗的海棠花也會像人一樣睡去，所以特地點燃高高的蠟燭，驅散夜色，好去端詳她</w:t>
       </w:r>
       <w:proofErr w:type="gramStart"/>
       <w:r>
@@ -266,7 +245,7 @@
           <w:rFonts w:hint="eastAsia"/>
           <w:szCs w:val="28"/>
         </w:rPr>
-        <w:t>因此燃</w:t>
+        <w:t>那如盛妝</w:t>
       </w:r>
       <w:proofErr w:type="gramEnd"/>
       <w:r>
@@ -274,14 +253,7 @@
           <w:rFonts w:hint="eastAsia"/>
           <w:szCs w:val="28"/>
         </w:rPr>
-        <w:t>著</w:t>
-      </w:r>
-      <w:r>
-        <w:rPr>
-          <w:rFonts w:hint="eastAsia"/>
-          <w:szCs w:val="28"/>
-        </w:rPr>
-        <w:t>高高的蠟燭，不肯錯過欣賞這海棠盛開的時機。</w:t>
+        <w:t>佳人般的紅艷姿容。</w:t>
       </w:r>
     </w:p>
     <w:p>
@@ -310,8 +282,9 @@
           <w:ilvl w:val="0"/>
           <w:numId w:val="25"/>
         </w:numPr>
-        <w:spacing w:after="0" w:line="400" w:lineRule="exact"/>
-        <w:ind w:leftChars="0" w:left="465" w:right="0" w:hanging="482"/>
+        <w:spacing w:after="0" w:line="440" w:lineRule="exact"/>
+        <w:ind w:leftChars="0" w:left="284" w:right="0" w:hanging="301"/>
+        <w:jc w:val="both"/>
         <w:rPr>
           <w:szCs w:val="28"/>
         </w:rPr>
@@ -331,8 +304,9 @@
           <w:ilvl w:val="0"/>
           <w:numId w:val="25"/>
         </w:numPr>
-        <w:spacing w:after="0" w:line="400" w:lineRule="exact"/>
-        <w:ind w:leftChars="0" w:left="465" w:right="0" w:hanging="482"/>
+        <w:spacing w:after="0" w:line="440" w:lineRule="exact"/>
+        <w:ind w:leftChars="0" w:left="284" w:right="0" w:hanging="301"/>
+        <w:jc w:val="both"/>
         <w:rPr>
           <w:szCs w:val="28"/>
         </w:rPr>
@@ -403,7 +377,19 @@
           <w:rFonts w:hint="eastAsia"/>
           <w:szCs w:val="28"/>
         </w:rPr>
-        <w:t>：微風輕輕吹拂的樣子。</w:t>
+        <w:t>：</w:t>
+      </w:r>
+      <w:r>
+        <w:rPr>
+          <w:rFonts w:hint="eastAsia"/>
+        </w:rPr>
+        <w:t>指</w:t>
+      </w:r>
+      <w:r>
+        <w:t>春風吹拂時輕柔、微弱、搖曳的樣子</w:t>
+      </w:r>
+      <w:r>
+        <w:t>。</w:t>
       </w:r>
       <w:r>
         <w:rPr>
@@ -503,18 +489,26 @@
           <w:ilvl w:val="0"/>
           <w:numId w:val="25"/>
         </w:numPr>
-        <w:spacing w:after="0" w:line="400" w:lineRule="exact"/>
-        <w:ind w:leftChars="0" w:left="465" w:right="0" w:hanging="482"/>
-        <w:rPr>
-          <w:szCs w:val="28"/>
-        </w:rPr>
-      </w:pPr>
-      <w:r>
-        <w:rPr>
-          <w:rFonts w:hint="eastAsia"/>
-          <w:szCs w:val="28"/>
-        </w:rPr>
-        <w:t>泛：搖動。</w:t>
+        <w:spacing w:after="0" w:line="440" w:lineRule="exact"/>
+        <w:ind w:leftChars="0" w:left="284" w:right="0" w:hanging="301"/>
+        <w:jc w:val="both"/>
+        <w:rPr>
+          <w:szCs w:val="28"/>
+        </w:rPr>
+      </w:pPr>
+      <w:r>
+        <w:rPr>
+          <w:rFonts w:hint="eastAsia"/>
+          <w:szCs w:val="28"/>
+        </w:rPr>
+        <w:t>泛：</w:t>
+      </w:r>
+      <w:r>
+        <w:rPr>
+          <w:rFonts w:hint="eastAsia"/>
+          <w:szCs w:val="28"/>
+        </w:rPr>
+        <w:t>搖曳、浮動、漫溢。這裡形容光芒在花葉間流動閃爍的動態美感。</w:t>
       </w:r>
     </w:p>
     <w:p>
@@ -524,18 +518,42 @@
           <w:ilvl w:val="0"/>
           <w:numId w:val="25"/>
         </w:numPr>
-        <w:spacing w:after="0" w:line="400" w:lineRule="exact"/>
-        <w:ind w:leftChars="0" w:left="465" w:right="0" w:hanging="482"/>
-        <w:rPr>
-          <w:szCs w:val="28"/>
-        </w:rPr>
-      </w:pPr>
-      <w:r>
-        <w:rPr>
-          <w:rFonts w:hint="eastAsia"/>
-          <w:szCs w:val="28"/>
-        </w:rPr>
-        <w:t>崇光：高貴華美的光澤，指正在增長的春光。</w:t>
+        <w:spacing w:after="0" w:line="440" w:lineRule="exact"/>
+        <w:ind w:leftChars="0" w:left="284" w:right="0" w:hanging="301"/>
+        <w:jc w:val="both"/>
+        <w:rPr>
+          <w:szCs w:val="28"/>
+        </w:rPr>
+      </w:pPr>
+      <w:r>
+        <w:rPr>
+          <w:rFonts w:hint="eastAsia"/>
+          <w:szCs w:val="28"/>
+        </w:rPr>
+        <w:t>崇光：</w:t>
+      </w:r>
+      <w:r>
+        <w:rPr>
+          <w:rFonts w:hint="eastAsia"/>
+          <w:szCs w:val="28"/>
+        </w:rPr>
+        <w:t>指高貴、華美而充沛的光彩。在這裡特指海棠花在光線照耀下所散發出的迷人光澤，也</w:t>
+      </w:r>
+      <w:proofErr w:type="gramStart"/>
+      <w:r>
+        <w:rPr>
+          <w:rFonts w:hint="eastAsia"/>
+          <w:szCs w:val="28"/>
+        </w:rPr>
+        <w:t>暗指初升</w:t>
+      </w:r>
+      <w:proofErr w:type="gramEnd"/>
+      <w:r>
+        <w:rPr>
+          <w:rFonts w:hint="eastAsia"/>
+          <w:szCs w:val="28"/>
+        </w:rPr>
+        <w:t>清晨的陽光或月色。</w:t>
       </w:r>
     </w:p>
     <w:p>
@@ -545,8 +563,9 @@
           <w:ilvl w:val="0"/>
           <w:numId w:val="25"/>
         </w:numPr>
-        <w:spacing w:after="0" w:line="400" w:lineRule="exact"/>
-        <w:ind w:leftChars="0" w:left="465" w:right="0" w:hanging="482"/>
+        <w:spacing w:after="0" w:line="440" w:lineRule="exact"/>
+        <w:ind w:leftChars="0" w:left="284" w:right="0" w:hanging="301"/>
+        <w:jc w:val="both"/>
         <w:rPr>
           <w:szCs w:val="28"/>
         </w:rPr>
@@ -579,23 +598,7 @@
           <w:rFonts w:hint="eastAsia"/>
           <w:szCs w:val="28"/>
         </w:rPr>
-        <w:t>景色迷茫的樣子。【例】山色空</w:t>
-      </w:r>
-      <w:proofErr w:type="gramStart"/>
-      <w:r>
-        <w:rPr>
-          <w:rFonts w:hint="eastAsia"/>
-          <w:szCs w:val="28"/>
-        </w:rPr>
-        <w:t>濛</w:t>
-      </w:r>
-      <w:proofErr w:type="gramEnd"/>
-      <w:r>
-        <w:rPr>
-          <w:rFonts w:hint="eastAsia"/>
-          <w:szCs w:val="28"/>
-        </w:rPr>
-        <w:t>。</w:t>
+        <w:t>形容細雨迷茫、煙霧繚繞，帶有一種若隱若現、模糊朦朧的美感。</w:t>
       </w:r>
     </w:p>
     <w:p>
@@ -605,8 +608,9 @@
           <w:ilvl w:val="0"/>
           <w:numId w:val="25"/>
         </w:numPr>
-        <w:spacing w:after="0" w:line="400" w:lineRule="exact"/>
-        <w:ind w:leftChars="0" w:left="465" w:right="0" w:hanging="482"/>
+        <w:spacing w:after="0" w:line="440" w:lineRule="exact"/>
+        <w:ind w:leftChars="0" w:left="284" w:right="0" w:hanging="301"/>
+        <w:jc w:val="both"/>
         <w:rPr>
           <w:szCs w:val="28"/>
         </w:rPr>
@@ -655,7 +659,14 @@
           <w:rFonts w:hint="eastAsia"/>
           <w:szCs w:val="28"/>
         </w:rPr>
-        <w:t>“海棠睡未足耳”的典故。史載，</w:t>
+        <w:t>「</w:t>
+      </w:r>
+      <w:r>
+        <w:rPr>
+          <w:rFonts w:hint="eastAsia"/>
+          <w:szCs w:val="28"/>
+        </w:rPr>
+        <w:t>海棠</w:t>
       </w:r>
       <w:proofErr w:type="gramStart"/>
       <w:r>
@@ -663,7 +674,29 @@
           <w:rFonts w:hint="eastAsia"/>
           <w:szCs w:val="28"/>
         </w:rPr>
-        <w:t>昔</w:t>
+        <w:t>睡未足耳</w:t>
+      </w:r>
+      <w:r>
+        <w:rPr>
+          <w:rFonts w:hint="eastAsia"/>
+          <w:szCs w:val="28"/>
+        </w:rPr>
+        <w:t>」</w:t>
+      </w:r>
+      <w:proofErr w:type="gramEnd"/>
+      <w:r>
+        <w:rPr>
+          <w:rFonts w:hint="eastAsia"/>
+          <w:szCs w:val="28"/>
+        </w:rPr>
+        <w:t>的典故。</w:t>
+      </w:r>
+      <w:r>
+        <w:rPr>
+          <w:rFonts w:hint="eastAsia"/>
+          <w:szCs w:val="28"/>
+        </w:rPr>
+        <w:t>有一天，唐玄宗召見楊貴妃，但當時</w:t>
       </w:r>
       <w:r>
         <w:rPr>
@@ -671,14 +704,36 @@
           <w:szCs w:val="28"/>
           <w:u w:val="single"/>
         </w:rPr>
-        <w:t>明皇</w:t>
-      </w:r>
-      <w:r>
-        <w:rPr>
-          <w:rFonts w:hint="eastAsia"/>
-          <w:szCs w:val="28"/>
-        </w:rPr>
-        <w:t>召</w:t>
+        <w:t>楊貴妃</w:t>
+      </w:r>
+      <w:proofErr w:type="gramStart"/>
+      <w:r>
+        <w:rPr>
+          <w:rFonts w:hint="eastAsia"/>
+          <w:szCs w:val="28"/>
+        </w:rPr>
+        <w:t>前一晚喝了</w:t>
+      </w:r>
+      <w:proofErr w:type="gramEnd"/>
+      <w:r>
+        <w:rPr>
+          <w:rFonts w:hint="eastAsia"/>
+          <w:szCs w:val="28"/>
+        </w:rPr>
+        <w:t>酒（即「卯醉未醒」），還處在宿醉的狀態中</w:t>
+      </w:r>
+      <w:r>
+        <w:rPr>
+          <w:szCs w:val="28"/>
+        </w:rPr>
+        <w:br/>
+      </w:r>
+      <w:r>
+        <w:rPr>
+          <w:rFonts w:hint="eastAsia"/>
+          <w:szCs w:val="28"/>
+        </w:rPr>
+        <w:t>。在宮女和</w:t>
       </w:r>
       <w:r>
         <w:rPr>
@@ -686,14 +741,37 @@
           <w:szCs w:val="28"/>
           <w:u w:val="single"/>
         </w:rPr>
-        <w:t>貴妃</w:t>
-      </w:r>
-      <w:r>
-        <w:rPr>
-          <w:rFonts w:hint="eastAsia"/>
-          <w:szCs w:val="28"/>
-        </w:rPr>
-        <w:t>同宴，而妃宿酒未醒，帝曰</w:t>
+        <w:t>高力士</w:t>
+      </w:r>
+      <w:r>
+        <w:rPr>
+          <w:rFonts w:hint="eastAsia"/>
+          <w:szCs w:val="28"/>
+        </w:rPr>
+        <w:t>的攙扶下，</w:t>
+      </w:r>
+      <w:r>
+        <w:rPr>
+          <w:rFonts w:hint="eastAsia"/>
+          <w:szCs w:val="28"/>
+          <w:u w:val="single"/>
+        </w:rPr>
+        <w:t>楊貴妃</w:t>
+      </w:r>
+      <w:r>
+        <w:rPr>
+          <w:rFonts w:hint="eastAsia"/>
+          <w:szCs w:val="28"/>
+        </w:rPr>
+        <w:t>勉強來到玄宗面前。那時的她面</w:t>
+      </w:r>
+      <w:proofErr w:type="gramStart"/>
+      <w:r>
+        <w:rPr>
+          <w:rFonts w:hint="eastAsia"/>
+          <w:szCs w:val="28"/>
+        </w:rPr>
+        <w:t>帶醉容、殘妝未</w:t>
       </w:r>
       <w:proofErr w:type="gramEnd"/>
       <w:r>
@@ -701,7 +779,102 @@
           <w:rFonts w:hint="eastAsia"/>
           <w:szCs w:val="28"/>
         </w:rPr>
-        <w:t>：“海棠睡未足也。”</w:t>
+        <w:t>整，甚至鬢髮散亂、步履蹣跚，連盈</w:t>
+      </w:r>
+      <w:proofErr w:type="gramStart"/>
+      <w:r>
+        <w:rPr>
+          <w:rFonts w:hint="eastAsia"/>
+          <w:szCs w:val="28"/>
+        </w:rPr>
+        <w:t>盈下拜</w:t>
+      </w:r>
+      <w:proofErr w:type="gramEnd"/>
+      <w:r>
+        <w:rPr>
+          <w:rFonts w:hint="eastAsia"/>
+          <w:szCs w:val="28"/>
+        </w:rPr>
+        <w:t>的禮節都無法完成。</w:t>
+      </w:r>
+      <w:r>
+        <w:rPr>
+          <w:rFonts w:hint="eastAsia"/>
+          <w:szCs w:val="28"/>
+          <w:u w:val="single"/>
+        </w:rPr>
+        <w:t>唐玄宗</w:t>
+      </w:r>
+      <w:r>
+        <w:rPr>
+          <w:rFonts w:hint="eastAsia"/>
+          <w:szCs w:val="28"/>
+        </w:rPr>
+        <w:t>看到愛妃這副嬌羞、慵懶且帶有醉意的模樣，不但沒有生氣，反而被她的美貌深深迷住，開心地對身邊的人笑著說：「</w:t>
+      </w:r>
+      <w:proofErr w:type="gramStart"/>
+      <w:r>
+        <w:rPr>
+          <w:rFonts w:hint="eastAsia"/>
+          <w:szCs w:val="28"/>
+        </w:rPr>
+        <w:t>是豈妃子</w:t>
+      </w:r>
+      <w:proofErr w:type="gramEnd"/>
+      <w:r>
+        <w:rPr>
+          <w:rFonts w:hint="eastAsia"/>
+          <w:szCs w:val="28"/>
+        </w:rPr>
+        <w:t>醉，真海棠</w:t>
+      </w:r>
+      <w:proofErr w:type="gramStart"/>
+      <w:r>
+        <w:rPr>
+          <w:rFonts w:hint="eastAsia"/>
+          <w:szCs w:val="28"/>
+        </w:rPr>
+        <w:t>睡未足耳。</w:t>
+      </w:r>
+      <w:proofErr w:type="gramEnd"/>
+      <w:r>
+        <w:rPr>
+          <w:rFonts w:hint="eastAsia"/>
+          <w:szCs w:val="28"/>
+        </w:rPr>
+        <w:t>」</w:t>
+      </w:r>
+      <w:proofErr w:type="gramStart"/>
+      <w:r>
+        <w:rPr>
+          <w:rFonts w:hint="eastAsia"/>
+          <w:szCs w:val="28"/>
+        </w:rPr>
+        <w:t>（</w:t>
+      </w:r>
+      <w:proofErr w:type="gramEnd"/>
+      <w:r>
+        <w:rPr>
+          <w:rFonts w:hint="eastAsia"/>
+          <w:szCs w:val="28"/>
+        </w:rPr>
+        <w:t>這哪裡是妃子醉了呢？這分明是海棠花還沒</w:t>
+      </w:r>
+      <w:proofErr w:type="gramStart"/>
+      <w:r>
+        <w:rPr>
+          <w:rFonts w:hint="eastAsia"/>
+          <w:szCs w:val="28"/>
+        </w:rPr>
+        <w:t>睡飽的嬌羞</w:t>
+      </w:r>
+      <w:proofErr w:type="gramEnd"/>
+      <w:r>
+        <w:rPr>
+          <w:rFonts w:hint="eastAsia"/>
+          <w:szCs w:val="28"/>
+        </w:rPr>
+        <w:t>模樣啊！）</w:t>
       </w:r>
     </w:p>
     <w:p>
@@ -711,8 +884,9 @@
           <w:ilvl w:val="0"/>
           <w:numId w:val="25"/>
         </w:numPr>
-        <w:spacing w:after="0" w:line="400" w:lineRule="exact"/>
-        <w:ind w:leftChars="0" w:left="465" w:right="0" w:hanging="482"/>
+        <w:spacing w:after="0" w:line="440" w:lineRule="exact"/>
+        <w:ind w:leftChars="0" w:left="284" w:right="0" w:hanging="301"/>
+        <w:jc w:val="both"/>
         <w:rPr>
           <w:szCs w:val="28"/>
         </w:rPr>
@@ -732,8 +906,9 @@
           <w:ilvl w:val="0"/>
           <w:numId w:val="25"/>
         </w:numPr>
-        <w:spacing w:after="0" w:line="400" w:lineRule="exact"/>
-        <w:ind w:leftChars="0" w:left="465" w:right="0" w:hanging="482"/>
+        <w:spacing w:after="0" w:line="440" w:lineRule="exact"/>
+        <w:ind w:leftChars="0" w:left="284" w:right="0" w:hanging="301"/>
+        <w:jc w:val="both"/>
         <w:rPr>
           <w:szCs w:val="28"/>
         </w:rPr>
@@ -748,7 +923,7 @@
     </w:p>
     <w:p>
       <w:pPr>
-        <w:spacing w:beforeLines="100" w:before="240" w:after="0" w:line="400" w:lineRule="exact"/>
+        <w:spacing w:beforeLines="50" w:before="120" w:after="0" w:line="440" w:lineRule="exact"/>
         <w:ind w:left="-6" w:right="0" w:hanging="11"/>
         <w:rPr>
           <w:szCs w:val="28"/>
@@ -763,18 +938,12 @@
         </w:rPr>
         <w:t>賞析</w:t>
       </w:r>
-      <w:r>
-        <w:rPr>
-          <w:rFonts w:hint="eastAsia"/>
-          <w:szCs w:val="28"/>
-        </w:rPr>
-        <w:t xml:space="preserve"> </w:t>
-      </w:r>
     </w:p>
     <w:p>
       <w:pPr>
         <w:spacing w:after="0" w:line="420" w:lineRule="exact"/>
         <w:ind w:left="-6" w:right="0" w:hanging="11"/>
+        <w:jc w:val="both"/>
         <w:rPr>
           <w:szCs w:val="28"/>
         </w:rPr>
@@ -790,99 +959,31 @@
         <w:rPr>
           <w:rFonts w:hint="eastAsia"/>
           <w:szCs w:val="28"/>
-        </w:rPr>
-        <w:t>這首絕句寫於</w:t>
-      </w:r>
-      <w:r>
-        <w:rPr>
-          <w:rFonts w:hint="eastAsia"/>
-          <w:szCs w:val="28"/>
           <w:u w:val="single"/>
         </w:rPr>
-        <w:t>元豐</w:t>
-      </w:r>
-      <w:r>
-        <w:rPr>
-          <w:rFonts w:hint="eastAsia"/>
-          <w:szCs w:val="28"/>
-        </w:rPr>
-        <w:t>三年（公元</w:t>
-      </w:r>
-      <w:r>
-        <w:rPr>
-          <w:szCs w:val="28"/>
-        </w:rPr>
-        <w:t>1080年），</w:t>
-      </w:r>
-      <w:r>
-        <w:rPr>
+        <w:t>蘇軾</w:t>
+      </w:r>
+      <w:r>
+        <w:rPr>
+          <w:rFonts w:hint="eastAsia"/>
+          <w:szCs w:val="28"/>
+        </w:rPr>
+        <w:t>的《海棠》是</w:t>
+      </w:r>
+      <w:r>
+        <w:rPr>
+          <w:rFonts w:hint="eastAsia"/>
           <w:szCs w:val="28"/>
           <w:u w:val="single"/>
         </w:rPr>
-        <w:t>蘇軾</w:t>
-      </w:r>
-      <w:proofErr w:type="gramStart"/>
-      <w:r>
-        <w:rPr>
-          <w:szCs w:val="28"/>
-        </w:rPr>
-        <w:t>被貶</w:t>
-      </w:r>
-      <w:r>
-        <w:rPr>
-          <w:szCs w:val="28"/>
-          <w:u w:val="single"/>
-        </w:rPr>
-        <w:t>黃州</w:t>
-      </w:r>
-      <w:proofErr w:type="gramEnd"/>
-      <w:r>
-        <w:rPr>
-          <w:szCs w:val="28"/>
-        </w:rPr>
-        <w:t>（今</w:t>
-      </w:r>
-      <w:r>
-        <w:rPr>
-          <w:szCs w:val="28"/>
-          <w:u w:val="single"/>
-        </w:rPr>
-        <w:t>湖北</w:t>
-      </w:r>
-      <w:r>
-        <w:rPr>
-          <w:rFonts w:hint="eastAsia"/>
-          <w:szCs w:val="28"/>
-        </w:rPr>
-        <w:t xml:space="preserve"> </w:t>
-      </w:r>
-      <w:r>
-        <w:rPr>
-          <w:szCs w:val="28"/>
-          <w:u w:val="single"/>
-        </w:rPr>
-        <w:t>黃岡</w:t>
-      </w:r>
-      <w:r>
-        <w:rPr>
-          <w:szCs w:val="28"/>
-        </w:rPr>
-        <w:t>）期間。前兩句寫環境，後兩句寫愛花心事。題</w:t>
-      </w:r>
-      <w:r>
-        <w:rPr>
-          <w:rFonts w:hint="eastAsia"/>
-          <w:szCs w:val="28"/>
-        </w:rPr>
-        <w:t>爲“海棠”，而起筆卻對海棠不做描繪，這是一處曲筆。“崇光”是指正在增長的春光，“泛”字，活寫出春意</w:t>
-      </w:r>
-      <w:proofErr w:type="gramStart"/>
-      <w:r>
-        <w:rPr>
-          <w:rFonts w:hint="eastAsia"/>
-          <w:szCs w:val="28"/>
-        </w:rPr>
-        <w:t>的</w:t>
+        <w:t>北宋</w:t>
+      </w:r>
+      <w:r>
+        <w:rPr>
+          <w:rFonts w:hint="eastAsia"/>
+          <w:szCs w:val="28"/>
+        </w:rPr>
+        <w:t>詩壇的</w:t>
       </w:r>
       <w:r>
         <w:rPr>
@@ -891,7 +992,22 @@
           <w:bCs/>
           <w:szCs w:val="28"/>
         </w:rPr>
-        <w:t>暖融</w:t>
+        <w:t>璀璨</w:t>
+      </w:r>
+      <w:r>
+        <w:rPr>
+          <w:rFonts w:hint="eastAsia"/>
+          <w:szCs w:val="28"/>
+        </w:rPr>
+        <w:t>明珠，</w:t>
+      </w:r>
+      <w:proofErr w:type="gramStart"/>
+      <w:r>
+        <w:rPr>
+          <w:rFonts w:hint="eastAsia"/>
+          <w:szCs w:val="28"/>
+        </w:rPr>
+        <w:t>全詩僅</w:t>
       </w:r>
       <w:proofErr w:type="gramEnd"/>
       <w:r>
@@ -899,25 +1015,8 @@
           <w:rFonts w:hint="eastAsia"/>
           <w:szCs w:val="28"/>
         </w:rPr>
-        <w:t>，這爲海棠的盛開造勢。</w:t>
-      </w:r>
-      <w:proofErr w:type="gramStart"/>
-      <w:r>
-        <w:rPr>
-          <w:rFonts w:hint="eastAsia"/>
-          <w:szCs w:val="28"/>
-        </w:rPr>
-        <w:t>次句側</w:t>
-      </w:r>
-      <w:proofErr w:type="gramEnd"/>
-      <w:r>
-        <w:rPr>
-          <w:rFonts w:hint="eastAsia"/>
-          <w:szCs w:val="28"/>
-        </w:rPr>
-        <w:t>寫海棠，“香霧空濛”寫海棠陣陣幽香在</w:t>
-      </w:r>
-      <w:bookmarkStart w:id="1" w:name="_Hlk120042977"/>
+        <w:t>二十八字，卻將夜色中的海棠描繪得既</w:t>
+      </w:r>
       <w:r>
         <w:rPr>
           <w:rFonts w:hint="eastAsia"/>
@@ -925,15 +1024,30 @@
           <w:bCs/>
           <w:szCs w:val="28"/>
         </w:rPr>
-        <w:t>氤氳</w:t>
-      </w:r>
-      <w:bookmarkEnd w:id="1"/>
-      <w:r>
-        <w:rPr>
-          <w:rFonts w:hint="eastAsia"/>
-          <w:szCs w:val="28"/>
-        </w:rPr>
-        <w:t>的霧氣中瀰漫開來，</w:t>
+        <w:t>縹緲空靈</w:t>
+      </w:r>
+      <w:r>
+        <w:rPr>
+          <w:rFonts w:hint="eastAsia"/>
+          <w:szCs w:val="28"/>
+        </w:rPr>
+        <w:t>，又深情款款。這首詩</w:t>
+      </w:r>
+      <w:proofErr w:type="gramStart"/>
+      <w:r>
+        <w:rPr>
+          <w:rFonts w:hint="eastAsia"/>
+          <w:szCs w:val="28"/>
+        </w:rPr>
+        <w:t>表面寫惜花</w:t>
+      </w:r>
+      <w:proofErr w:type="gramEnd"/>
+      <w:r>
+        <w:rPr>
+          <w:rFonts w:hint="eastAsia"/>
+          <w:szCs w:val="28"/>
+        </w:rPr>
+        <w:t>，實則寄託了詩人內心深處的孤寂與</w:t>
       </w:r>
       <w:r>
         <w:rPr>
@@ -942,233 +1056,293 @@
           <w:bCs/>
           <w:szCs w:val="28"/>
         </w:rPr>
-        <w:t>沁人心脾</w:t>
-      </w:r>
-      <w:r>
-        <w:rPr>
-          <w:rFonts w:hint="eastAsia"/>
-          <w:szCs w:val="28"/>
-        </w:rPr>
-        <w:t>。“月轉廊”，月亮已轉過迴廊那邊去了，照不到這海棠花；暗</w:t>
-      </w:r>
-      <w:r>
-        <w:rPr>
-          <w:rFonts w:hint="eastAsia"/>
-          <w:spacing w:val="-6"/>
-          <w:szCs w:val="28"/>
-        </w:rPr>
-        <w:t>示夜已深，人</w:t>
-      </w:r>
-      <w:r>
-        <w:rPr>
-          <w:rFonts w:hint="eastAsia"/>
-          <w:spacing w:val="-6"/>
-          <w:szCs w:val="28"/>
-        </w:rPr>
-        <w:t>未</w:t>
-      </w:r>
-      <w:proofErr w:type="gramStart"/>
-      <w:r>
-        <w:rPr>
-          <w:rFonts w:hint="eastAsia"/>
-          <w:spacing w:val="-6"/>
-          <w:szCs w:val="28"/>
-        </w:rPr>
-        <w:t>寐</w:t>
-      </w:r>
-      <w:proofErr w:type="gramEnd"/>
-      <w:r>
-        <w:rPr>
-          <w:rFonts w:hint="eastAsia"/>
-          <w:spacing w:val="-6"/>
-          <w:szCs w:val="28"/>
-        </w:rPr>
-        <w:t>，當然你也可從中讀出一層隱喻：處江湖之</w:t>
-      </w:r>
-      <w:proofErr w:type="gramStart"/>
-      <w:r>
-        <w:rPr>
-          <w:rFonts w:hint="eastAsia"/>
-          <w:spacing w:val="-6"/>
-          <w:szCs w:val="28"/>
-        </w:rPr>
-        <w:t>僻</w:t>
-      </w:r>
-      <w:proofErr w:type="gramEnd"/>
-      <w:r>
-        <w:rPr>
-          <w:rFonts w:hint="eastAsia"/>
-          <w:spacing w:val="-6"/>
-          <w:szCs w:val="28"/>
-        </w:rPr>
-        <w:t>遠，不遇</w:t>
-      </w:r>
-      <w:r>
-        <w:rPr>
-          <w:spacing w:val="-6"/>
-          <w:szCs w:val="28"/>
-        </w:rPr>
-        <w:t>君王恩寵。</w:t>
+        <w:t>超然</w:t>
+      </w:r>
+      <w:r>
+        <w:rPr>
+          <w:rFonts w:hint="eastAsia"/>
+          <w:szCs w:val="28"/>
+        </w:rPr>
+        <w:t>。</w:t>
       </w:r>
     </w:p>
     <w:p>
       <w:pPr>
         <w:spacing w:after="0" w:line="420" w:lineRule="exact"/>
         <w:ind w:left="-6" w:right="0" w:hanging="11"/>
-        <w:rPr>
-          <w:szCs w:val="28"/>
-        </w:rPr>
-      </w:pPr>
-      <w:r>
-        <w:rPr>
-          <w:rFonts w:hint="eastAsia"/>
-          <w:szCs w:val="28"/>
-        </w:rPr>
-        <w:t xml:space="preserve">    </w:t>
-      </w:r>
-      <w:r>
-        <w:rPr>
-          <w:szCs w:val="28"/>
-        </w:rPr>
-        <w:t>“只恐夜深花睡去”，這一句</w:t>
+        <w:jc w:val="both"/>
+        <w:rPr>
+          <w:szCs w:val="28"/>
+        </w:rPr>
+      </w:pPr>
+      <w:r>
+        <w:rPr>
+          <w:rFonts w:hint="eastAsia"/>
+          <w:szCs w:val="28"/>
+        </w:rPr>
+        <w:t xml:space="preserve">　　</w:t>
       </w:r>
       <w:proofErr w:type="gramStart"/>
       <w:r>
         <w:rPr>
-          <w:szCs w:val="28"/>
-        </w:rPr>
-        <w:t>是全詩的</w:t>
+          <w:rFonts w:hint="eastAsia"/>
+          <w:szCs w:val="28"/>
+        </w:rPr>
+        <w:t>首句</w:t>
       </w:r>
       <w:proofErr w:type="gramEnd"/>
       <w:r>
         <w:rPr>
-          <w:szCs w:val="28"/>
-        </w:rPr>
-        <w:t>關鍵句。此句</w:t>
-      </w:r>
-      <w:r>
-        <w:rPr>
-          <w:rFonts w:hint="eastAsia"/>
-          <w:szCs w:val="28"/>
-        </w:rPr>
-        <w:t>筆鋒一轉</w:t>
-      </w:r>
-      <w:r>
-        <w:rPr>
-          <w:szCs w:val="28"/>
-        </w:rPr>
-        <w:t>，</w:t>
+          <w:rFonts w:hint="eastAsia"/>
+          <w:szCs w:val="28"/>
+        </w:rPr>
+        <w:t>「東風</w:t>
       </w:r>
       <w:proofErr w:type="gramStart"/>
       <w:r>
         <w:rPr>
-          <w:szCs w:val="28"/>
-        </w:rPr>
-        <w:t>寫賞花</w:t>
+          <w:rFonts w:hint="eastAsia"/>
+          <w:szCs w:val="28"/>
+        </w:rPr>
+        <w:t>裊裊泛崇</w:t>
       </w:r>
       <w:proofErr w:type="gramEnd"/>
       <w:r>
         <w:rPr>
-          <w:szCs w:val="28"/>
-        </w:rPr>
-        <w:t>者的心態。當月華再也照不到海棠的芳容時，詩人頓生滿心</w:t>
+          <w:rFonts w:hint="eastAsia"/>
+          <w:szCs w:val="28"/>
+        </w:rPr>
+        <w:t>光，</w:t>
       </w:r>
       <w:proofErr w:type="gramStart"/>
       <w:r>
         <w:rPr>
-          <w:szCs w:val="28"/>
-        </w:rPr>
-        <w:t>憐</w:t>
+          <w:rFonts w:hint="eastAsia"/>
+          <w:szCs w:val="28"/>
+        </w:rPr>
+        <w:t>香霧空濛月轉廊」</w:t>
       </w:r>
       <w:proofErr w:type="gramEnd"/>
       <w:r>
         <w:rPr>
-          <w:szCs w:val="28"/>
-        </w:rPr>
-        <w:t>意：海棠如此芳華燦爛，怎忍心讓她獨自棲身</w:t>
+          <w:rFonts w:hint="eastAsia"/>
+          <w:szCs w:val="28"/>
+        </w:rPr>
+        <w:t>，起筆便勾勒出一個極具層次感的春夜景致。「東風裊裊」寫出春風的柔和與生機；「</w:t>
       </w:r>
       <w:proofErr w:type="gramStart"/>
       <w:r>
         <w:rPr>
-          <w:szCs w:val="28"/>
-        </w:rPr>
-        <w:t>於</w:t>
-      </w:r>
-      <w:r>
-        <w:rPr>
+          <w:rFonts w:hint="eastAsia"/>
+          <w:szCs w:val="28"/>
+        </w:rPr>
+        <w:t>泛崇光</w:t>
+      </w:r>
+      <w:proofErr w:type="gramEnd"/>
+      <w:r>
+        <w:rPr>
+          <w:rFonts w:hint="eastAsia"/>
+          <w:szCs w:val="28"/>
+        </w:rPr>
+        <w:t>」則指海棠花在春風中搖曳</w:t>
+      </w:r>
+      <w:r>
+        <w:rPr>
+          <w:szCs w:val="28"/>
+        </w:rPr>
+        <w:br/>
+      </w:r>
+      <w:r>
+        <w:rPr>
+          <w:rFonts w:hint="eastAsia"/>
+          <w:szCs w:val="28"/>
+        </w:rPr>
+        <w:t>，彷彿泛著一層高潔、迷人的光彩。</w:t>
+      </w:r>
+      <w:proofErr w:type="gramStart"/>
+      <w:r>
+        <w:rPr>
+          <w:rFonts w:hint="eastAsia"/>
+          <w:szCs w:val="28"/>
+        </w:rPr>
+        <w:t>次句「香霧空濛月轉廊」</w:t>
+      </w:r>
+      <w:proofErr w:type="gramEnd"/>
+      <w:r>
+        <w:rPr>
+          <w:rFonts w:hint="eastAsia"/>
+          <w:szCs w:val="28"/>
+        </w:rPr>
+        <w:t>引入了嗅覺與視覺的交織，花香如霧般濃郁而朦朧，隨著</w:t>
+      </w:r>
+      <w:proofErr w:type="gramStart"/>
+      <w:r>
+        <w:rPr>
+          <w:rFonts w:hint="eastAsia"/>
+          <w:szCs w:val="28"/>
+        </w:rPr>
+        <w:t>名月移過</w:t>
+      </w:r>
+      <w:proofErr w:type="gramEnd"/>
+      <w:r>
+        <w:rPr>
+          <w:rFonts w:hint="eastAsia"/>
+          <w:szCs w:val="28"/>
+        </w:rPr>
+        <w:t>迴廊，光影與香氣在夜色中流轉。這兩</w:t>
+      </w:r>
+      <w:proofErr w:type="gramStart"/>
+      <w:r>
+        <w:rPr>
+          <w:rFonts w:hint="eastAsia"/>
+          <w:szCs w:val="28"/>
+        </w:rPr>
+        <w:t>句詩不著</w:t>
+      </w:r>
+      <w:proofErr w:type="gramEnd"/>
+      <w:r>
+        <w:rPr>
+          <w:rFonts w:hint="eastAsia"/>
+          <w:szCs w:val="28"/>
+        </w:rPr>
+        <w:t>一個「花」字，卻透過風、光、霧、月的</w:t>
+      </w:r>
+      <w:r>
+        <w:rPr>
+          <w:rFonts w:hint="eastAsia"/>
           <w:b/>
           <w:bCs/>
           <w:szCs w:val="28"/>
         </w:rPr>
-        <w:t>昏昧</w:t>
-      </w:r>
-      <w:r>
-        <w:rPr>
-          <w:szCs w:val="28"/>
-        </w:rPr>
-        <w:t>幽暗之中呢</w:t>
-      </w:r>
-      <w:proofErr w:type="gramEnd"/>
-      <w:r>
-        <w:rPr>
-          <w:szCs w:val="28"/>
-        </w:rPr>
-        <w:t>？這蓄積了一季的努力而悄然盛放的花兒，居然無人欣賞，豈不讓她太傷心失望了嗎？</w:t>
-      </w:r>
-      <w:r>
-        <w:rPr>
+        <w:t>烘托</w:t>
+      </w:r>
+      <w:r>
+        <w:rPr>
+          <w:rFonts w:hint="eastAsia"/>
+          <w:szCs w:val="28"/>
+        </w:rPr>
+        <w:t>，營造出一個如夢似幻、香氣</w:t>
+      </w:r>
+      <w:r>
+        <w:rPr>
+          <w:rFonts w:hint="eastAsia"/>
           <w:b/>
           <w:bCs/>
           <w:szCs w:val="28"/>
         </w:rPr>
-        <w:t>夜</w:t>
+        <w:t>氤氳</w:t>
+      </w:r>
+      <w:r>
+        <w:rPr>
+          <w:rFonts w:hint="eastAsia"/>
+          <w:szCs w:val="28"/>
+        </w:rPr>
+        <w:t>的幽美境界。</w:t>
+      </w:r>
+    </w:p>
+    <w:p>
+      <w:pPr>
+        <w:spacing w:after="0" w:line="420" w:lineRule="exact"/>
+        <w:ind w:left="-6" w:right="0" w:hanging="11"/>
+        <w:jc w:val="both"/>
+        <w:rPr>
+          <w:szCs w:val="28"/>
+        </w:rPr>
+      </w:pPr>
+      <w:r>
+        <w:rPr>
+          <w:rFonts w:hint="eastAsia"/>
+          <w:szCs w:val="28"/>
+        </w:rPr>
+        <w:lastRenderedPageBreak/>
+        <w:t xml:space="preserve">　　</w:t>
+      </w:r>
+      <w:r>
+        <w:rPr>
+          <w:rFonts w:hint="eastAsia"/>
+          <w:szCs w:val="28"/>
+        </w:rPr>
+        <w:t>後兩句「只恐夜深花睡去，</w:t>
       </w:r>
       <w:proofErr w:type="gramStart"/>
       <w:r>
         <w:rPr>
+          <w:rFonts w:hint="eastAsia"/>
+          <w:szCs w:val="28"/>
+        </w:rPr>
+        <w:t>故燒高燭照</w:t>
+      </w:r>
+      <w:proofErr w:type="gramEnd"/>
+      <w:r>
+        <w:rPr>
+          <w:rFonts w:hint="eastAsia"/>
+          <w:szCs w:val="28"/>
+        </w:rPr>
+        <w:t>紅妝」</w:t>
+      </w:r>
+      <w:proofErr w:type="gramStart"/>
+      <w:r>
+        <w:rPr>
+          <w:rFonts w:hint="eastAsia"/>
+          <w:szCs w:val="28"/>
+        </w:rPr>
+        <w:t>是全詩的</w:t>
+      </w:r>
+      <w:proofErr w:type="gramEnd"/>
+      <w:r>
+        <w:rPr>
+          <w:rFonts w:hint="eastAsia"/>
+          <w:szCs w:val="28"/>
+        </w:rPr>
+        <w:t>靈魂。詩人</w:t>
+      </w:r>
+      <w:r>
+        <w:rPr>
+          <w:rFonts w:hint="eastAsia"/>
           <w:b/>
           <w:bCs/>
           <w:szCs w:val="28"/>
         </w:rPr>
-        <w:t>闌</w:t>
+        <w:t>陡然</w:t>
+      </w:r>
+      <w:r>
+        <w:rPr>
+          <w:rFonts w:hint="eastAsia"/>
+          <w:szCs w:val="28"/>
+        </w:rPr>
+        <w:t>轉入主觀心理描寫，一個「恐」字與「故」字，</w:t>
+      </w:r>
+      <w:proofErr w:type="gramStart"/>
+      <w:r>
+        <w:rPr>
+          <w:rFonts w:hint="eastAsia"/>
+          <w:szCs w:val="28"/>
+        </w:rPr>
+        <w:t>將惜花</w:t>
       </w:r>
       <w:proofErr w:type="gramEnd"/>
       <w:r>
         <w:rPr>
-          <w:b/>
-          <w:bCs/>
-          <w:szCs w:val="28"/>
-        </w:rPr>
-        <w:t>人靜</w:t>
-      </w:r>
-      <w:r>
-        <w:rPr>
-          <w:szCs w:val="28"/>
-        </w:rPr>
-        <w:t>，孤寂滿懷的我，自然無法成眠；花兒孤寂、冷清得想睡去，那我如何獨自打發</w:t>
+          <w:rFonts w:hint="eastAsia"/>
+          <w:szCs w:val="28"/>
+        </w:rPr>
+        <w:t>之情推向極致。這裡隱含了</w:t>
       </w:r>
       <w:proofErr w:type="gramStart"/>
       <w:r>
         <w:rPr>
-          <w:szCs w:val="28"/>
-        </w:rPr>
-        <w:t>這漫</w:t>
-      </w:r>
-      <w:r>
-        <w:rPr>
-          <w:rFonts w:hint="eastAsia"/>
-          <w:szCs w:val="28"/>
-        </w:rPr>
-        <w:t>(</w:t>
-      </w:r>
-      <w:r>
-        <w:rPr>
-          <w:rFonts w:hint="eastAsia"/>
-          <w:color w:val="FF0000"/>
-          <w:sz w:val="16"/>
-          <w:szCs w:val="16"/>
-        </w:rPr>
-        <w:t>ㄇㄢˋ</w:t>
+          <w:rFonts w:hint="eastAsia"/>
+          <w:szCs w:val="28"/>
+          <w:u w:val="single"/>
+        </w:rPr>
+        <w:t>唐玄宗</w:t>
+      </w:r>
+      <w:r>
+        <w:rPr>
+          <w:rFonts w:hint="eastAsia"/>
+          <w:szCs w:val="28"/>
+        </w:rPr>
+        <w:t>將醉酒</w:t>
       </w:r>
       <w:proofErr w:type="gramEnd"/>
       <w:r>
@@ -1176,135 +1350,165 @@
           <w:rFonts w:hint="eastAsia"/>
           <w:szCs w:val="28"/>
         </w:rPr>
-        <w:t>)</w:t>
-      </w:r>
-      <w:r>
-        <w:rPr>
-          <w:szCs w:val="28"/>
-        </w:rPr>
-        <w:t>漫長夜？不成，能夠傾聽花開的聲音的，只有我；能夠陪</w:t>
+        <w:t>的</w:t>
+      </w:r>
+      <w:r>
+        <w:rPr>
+          <w:rFonts w:hint="eastAsia"/>
+          <w:szCs w:val="28"/>
+          <w:u w:val="single"/>
+        </w:rPr>
+        <w:t>楊貴妃</w:t>
+      </w:r>
+      <w:r>
+        <w:rPr>
+          <w:rFonts w:hint="eastAsia"/>
+          <w:szCs w:val="28"/>
+        </w:rPr>
+        <w:t>比作「</w:t>
       </w:r>
       <w:proofErr w:type="gramStart"/>
       <w:r>
         <w:rPr>
-          <w:szCs w:val="28"/>
-        </w:rPr>
-        <w:t>我</w:t>
-      </w:r>
-      <w:r>
-        <w:rPr>
-          <w:b/>
-          <w:bCs/>
-          <w:szCs w:val="28"/>
-        </w:rPr>
-        <w:t>永夜</w:t>
-      </w:r>
-      <w:r>
-        <w:rPr>
-          <w:szCs w:val="28"/>
-        </w:rPr>
-        <w:t>心靈</w:t>
+          <w:rFonts w:hint="eastAsia"/>
+          <w:szCs w:val="28"/>
+        </w:rPr>
+        <w:t>海棠睡未足</w:t>
       </w:r>
       <w:proofErr w:type="gramEnd"/>
       <w:r>
         <w:rPr>
-          <w:szCs w:val="28"/>
-        </w:rPr>
-        <w:t>散步的，只有這寂寞的海棠！一個“恐”寫出了我不堪孤獨寂寞的煎熬而生出的擔憂、驚怯之情，也暗藏了我欲與花共度良宵的執著。一個“只”字</w:t>
-      </w:r>
-      <w:r>
-        <w:rPr>
-          <w:b/>
-          <w:bCs/>
-          <w:szCs w:val="28"/>
-        </w:rPr>
-        <w:t>極化</w:t>
-      </w:r>
-      <w:r>
-        <w:rPr>
-          <w:szCs w:val="28"/>
-        </w:rPr>
-        <w:t>了愛花人的癡情，現在他滿心</w:t>
+          <w:rFonts w:hint="eastAsia"/>
+          <w:szCs w:val="28"/>
+        </w:rPr>
+        <w:t>」的典故，</w:t>
+      </w:r>
+      <w:r>
+        <w:rPr>
+          <w:rFonts w:hint="eastAsia"/>
+          <w:szCs w:val="28"/>
+          <w:u w:val="single"/>
+        </w:rPr>
+        <w:t>蘇軾</w:t>
       </w:r>
       <w:proofErr w:type="gramStart"/>
       <w:r>
         <w:rPr>
-          <w:szCs w:val="28"/>
-        </w:rPr>
-        <w:t>裏</w:t>
+          <w:rFonts w:hint="eastAsia"/>
+          <w:szCs w:val="28"/>
+        </w:rPr>
+        <w:t>妙筆反用</w:t>
       </w:r>
       <w:proofErr w:type="gramEnd"/>
       <w:r>
         <w:rPr>
-          <w:szCs w:val="28"/>
-        </w:rPr>
-        <w:t>只有這花兒璀璨的</w:t>
-      </w:r>
-      <w:r>
-        <w:rPr>
-          <w:b/>
-          <w:bCs/>
-          <w:szCs w:val="28"/>
-        </w:rPr>
-        <w:t>笑靨</w:t>
-      </w:r>
-      <w:r>
-        <w:rPr>
-          <w:szCs w:val="28"/>
-        </w:rPr>
-        <w:t>，其餘的種種不快都可暫且一筆勾銷了：這是一種“忘我”、“無我”的超然境界。</w:t>
+          <w:rFonts w:hint="eastAsia"/>
+          <w:szCs w:val="28"/>
+        </w:rPr>
+        <w:t>，將海棠完全擬人化，擔心嬌嫩的海棠在深夜裡孤獨地睡去。為了不讓這份美麗在黑暗中被埋沒，詩人特意點燃高高的蠟燭，去映照那如「紅妝」少女般嬌</w:t>
+      </w:r>
+      <w:proofErr w:type="gramStart"/>
+      <w:r>
+        <w:rPr>
+          <w:rFonts w:hint="eastAsia"/>
+          <w:szCs w:val="28"/>
+        </w:rPr>
+        <w:t>艷</w:t>
+      </w:r>
+      <w:proofErr w:type="gramEnd"/>
+      <w:r>
+        <w:rPr>
+          <w:rFonts w:hint="eastAsia"/>
+          <w:szCs w:val="28"/>
+        </w:rPr>
+        <w:t>的花容。這種「燒</w:t>
+      </w:r>
+      <w:proofErr w:type="gramStart"/>
+      <w:r>
+        <w:rPr>
+          <w:rFonts w:hint="eastAsia"/>
+          <w:szCs w:val="28"/>
+        </w:rPr>
+        <w:t>燭照花</w:t>
+      </w:r>
+      <w:proofErr w:type="gramEnd"/>
+      <w:r>
+        <w:rPr>
+          <w:rFonts w:hint="eastAsia"/>
+          <w:szCs w:val="28"/>
+        </w:rPr>
+        <w:t>」</w:t>
+      </w:r>
+      <w:proofErr w:type="gramStart"/>
+      <w:r>
+        <w:rPr>
+          <w:rFonts w:hint="eastAsia"/>
+          <w:szCs w:val="28"/>
+        </w:rPr>
+        <w:t>的痴舉</w:t>
+      </w:r>
+      <w:proofErr w:type="gramEnd"/>
+      <w:r>
+        <w:rPr>
+          <w:rFonts w:hint="eastAsia"/>
+          <w:szCs w:val="28"/>
+        </w:rPr>
+        <w:t>，化被動為主動，將人與花的互動寫得極具動態美與深情。</w:t>
       </w:r>
     </w:p>
     <w:p>
       <w:pPr>
-        <w:spacing w:after="0" w:line="440" w:lineRule="exact"/>
+        <w:spacing w:after="0" w:line="420" w:lineRule="exact"/>
         <w:ind w:left="-6" w:right="0" w:hanging="11"/>
-        <w:rPr>
-          <w:szCs w:val="28"/>
-        </w:rPr>
-      </w:pPr>
-      <w:r>
-        <w:rPr>
-          <w:rFonts w:hint="eastAsia"/>
-          <w:szCs w:val="28"/>
-        </w:rPr>
-        <w:lastRenderedPageBreak/>
-        <w:t xml:space="preserve">    </w:t>
+        <w:jc w:val="both"/>
+        <w:rPr>
+          <w:szCs w:val="28"/>
+        </w:rPr>
+      </w:pPr>
+      <w:r>
+        <w:rPr>
+          <w:rFonts w:hint="eastAsia"/>
+          <w:szCs w:val="28"/>
+        </w:rPr>
+        <w:t xml:space="preserve">　　</w:t>
+      </w:r>
+      <w:r>
+        <w:rPr>
+          <w:rFonts w:hint="eastAsia"/>
+          <w:szCs w:val="28"/>
+        </w:rPr>
+        <w:t>這首詩作於</w:t>
+      </w:r>
+      <w:r>
+        <w:rPr>
+          <w:rFonts w:hint="eastAsia"/>
+          <w:szCs w:val="28"/>
+          <w:u w:val="single"/>
+        </w:rPr>
+        <w:t>蘇軾</w:t>
+      </w:r>
+      <w:r>
+        <w:rPr>
+          <w:rFonts w:hint="eastAsia"/>
+          <w:szCs w:val="28"/>
+        </w:rPr>
+        <w:t>因「</w:t>
       </w:r>
       <w:proofErr w:type="gramStart"/>
       <w:r>
         <w:rPr>
-          <w:szCs w:val="28"/>
-        </w:rPr>
-        <w:t>末句更進</w:t>
+          <w:rFonts w:hint="eastAsia"/>
+          <w:szCs w:val="28"/>
+        </w:rPr>
+        <w:t>烏台詩案</w:t>
       </w:r>
       <w:proofErr w:type="gramEnd"/>
       <w:r>
         <w:rPr>
-          <w:szCs w:val="28"/>
-        </w:rPr>
-        <w:t>一層，將愛花的感情提升到一個極點。“故”</w:t>
-      </w:r>
-      <w:r>
-        <w:rPr>
-          <w:b/>
-          <w:bCs/>
-          <w:szCs w:val="28"/>
-        </w:rPr>
-        <w:t>照應</w:t>
-      </w:r>
-      <w:r>
-        <w:rPr>
-          <w:szCs w:val="28"/>
-        </w:rPr>
-        <w:t>上文的“只恐”二字，含有特意而</w:t>
-      </w:r>
-      <w:r>
-        <w:rPr>
-          <w:rFonts w:hint="eastAsia"/>
-          <w:szCs w:val="28"/>
-        </w:rPr>
-        <w:t>爲的意思，表現了詩人對海棠的情有獨鍾。</w:t>
+          <w:rFonts w:hint="eastAsia"/>
+          <w:szCs w:val="28"/>
+        </w:rPr>
+        <w:t>」</w:t>
       </w:r>
       <w:proofErr w:type="gramStart"/>
       <w:r>
@@ -1312,7 +1516,15 @@
           <w:rFonts w:hint="eastAsia"/>
           <w:szCs w:val="28"/>
         </w:rPr>
-        <w:t>“燒高燭”遙承上文</w:t>
+        <w:t>被貶</w:t>
+      </w:r>
+      <w:r>
+        <w:rPr>
+          <w:rFonts w:hint="eastAsia"/>
+          <w:szCs w:val="28"/>
+          <w:u w:val="single"/>
+        </w:rPr>
+        <w:t>黃州</w:t>
       </w:r>
       <w:proofErr w:type="gramEnd"/>
       <w:r>
@@ -1320,7 +1532,36 @@
           <w:rFonts w:hint="eastAsia"/>
           <w:szCs w:val="28"/>
         </w:rPr>
-        <w:t>的“月轉廊”，這是一處精彩的對比，月光似乎也太嫉妒於這怒放的海棠的</w:t>
+        <w:t>期間。此時的</w:t>
+      </w:r>
+      <w:r>
+        <w:rPr>
+          <w:rFonts w:hint="eastAsia"/>
+          <w:szCs w:val="28"/>
+          <w:u w:val="single"/>
+        </w:rPr>
+        <w:t>蘇軾</w:t>
+      </w:r>
+      <w:r>
+        <w:rPr>
+          <w:rFonts w:hint="eastAsia"/>
+          <w:szCs w:val="28"/>
+        </w:rPr>
+        <w:t>處境孤寂，而夜色中的海棠，恰如他自身才華與品格的寫照</w:t>
+      </w:r>
+      <w:r>
+        <w:rPr>
+          <w:rFonts w:hint="eastAsia"/>
+          <w:szCs w:val="28"/>
+        </w:rPr>
+        <w:t>--</w:t>
+      </w:r>
+      <w:r>
+        <w:rPr>
+          <w:rFonts w:hint="eastAsia"/>
+          <w:szCs w:val="28"/>
+        </w:rPr>
+        <w:t>在逆境與孤獨中依然獨自吐露芬芳。詩人對海棠的呵護，本質上是對生命中一切美好事物的珍惜與執著。即便命運如黑夜般沉重，他</w:t>
       </w:r>
       <w:proofErr w:type="gramStart"/>
       <w:r>
@@ -1328,7 +1569,7 @@
           <w:rFonts w:hint="eastAsia"/>
           <w:szCs w:val="28"/>
         </w:rPr>
-        <w:t>明豔了</w:t>
+        <w:t>仍願點起</w:t>
       </w:r>
       <w:proofErr w:type="gramEnd"/>
       <w:r>
@@ -1336,203 +1577,14 @@
           <w:rFonts w:hint="eastAsia"/>
           <w:szCs w:val="28"/>
         </w:rPr>
-        <w:t>，那般刻薄</w:t>
-      </w:r>
-      <w:proofErr w:type="gramStart"/>
-      <w:r>
-        <w:rPr>
-          <w:rFonts w:hint="eastAsia"/>
-          <w:szCs w:val="28"/>
-        </w:rPr>
-        <w:t>寡</w:t>
-      </w:r>
-      <w:proofErr w:type="gramEnd"/>
-      <w:r>
-        <w:rPr>
-          <w:rFonts w:hint="eastAsia"/>
-          <w:szCs w:val="28"/>
-        </w:rPr>
-        <w:t>恩，不肯給她一方展現姿色的舞臺；那就讓我用高燒的紅燭，爲她驅除這長夜的黑暗吧！此處隱約可見詩人的俠義與厚道。“照紅妝”</w:t>
-      </w:r>
-      <w:proofErr w:type="gramStart"/>
-      <w:r>
-        <w:rPr>
-          <w:rFonts w:hint="eastAsia"/>
-          <w:szCs w:val="28"/>
-        </w:rPr>
-        <w:t>呼應前句的</w:t>
-      </w:r>
-      <w:proofErr w:type="gramEnd"/>
-      <w:r>
-        <w:rPr>
-          <w:rFonts w:hint="eastAsia"/>
-          <w:szCs w:val="28"/>
-        </w:rPr>
-        <w:t>“花睡去”三字，</w:t>
-      </w:r>
-      <w:proofErr w:type="gramStart"/>
-      <w:r>
-        <w:rPr>
-          <w:rFonts w:hint="eastAsia"/>
-          <w:szCs w:val="28"/>
-        </w:rPr>
-        <w:t>極寫海棠</w:t>
-      </w:r>
-      <w:proofErr w:type="gramEnd"/>
-      <w:r>
-        <w:rPr>
-          <w:rFonts w:hint="eastAsia"/>
-          <w:szCs w:val="28"/>
-        </w:rPr>
-        <w:t>的嬌豔嫵媚。“燒”“照”兩字表面上都寫我對花的喜愛與呵</w:t>
-      </w:r>
-      <w:r>
-        <w:rPr>
-          <w:szCs w:val="28"/>
-        </w:rPr>
-        <w:t>護，其實也不禁流露出</w:t>
-      </w:r>
-      <w:proofErr w:type="gramStart"/>
-      <w:r>
-        <w:rPr>
-          <w:szCs w:val="28"/>
-        </w:rPr>
-        <w:t>些許貶居生活</w:t>
-      </w:r>
-      <w:proofErr w:type="gramEnd"/>
-      <w:r>
-        <w:rPr>
-          <w:szCs w:val="28"/>
-        </w:rPr>
-        <w:t>的鬱鬱寡歡。他想在“玩物”（賞花）中獲得對痛苦的超脫，哪怕這只是片刻的超脫也好。雖然花兒盛開了，就向衰敗邁進了一步，儘管</w:t>
-      </w:r>
-      <w:proofErr w:type="gramStart"/>
-      <w:r>
-        <w:rPr>
-          <w:b/>
-          <w:bCs/>
-          <w:szCs w:val="28"/>
-        </w:rPr>
-        <w:t>高蹈</w:t>
-      </w:r>
-      <w:r>
-        <w:rPr>
-          <w:szCs w:val="28"/>
-        </w:rPr>
-        <w:t>的</w:t>
-      </w:r>
-      <w:proofErr w:type="gramEnd"/>
-      <w:r>
-        <w:rPr>
-          <w:szCs w:val="28"/>
-        </w:rPr>
-        <w:t>精神之花畢竟遠離了現實的土壤，但他想過這種我行我素、自得其樂的生活的積極心態，又有誰可以阻撓呢？</w:t>
+        <w:t>高燭，去守護內心的那抹美好與尊嚴。</w:t>
       </w:r>
     </w:p>
     <w:p>
       <w:pPr>
-        <w:spacing w:after="0" w:line="440" w:lineRule="exact"/>
+        <w:spacing w:after="0" w:line="420" w:lineRule="exact"/>
         <w:ind w:left="-6" w:right="0" w:hanging="11"/>
-        <w:rPr>
-          <w:szCs w:val="28"/>
-        </w:rPr>
-      </w:pPr>
-      <w:proofErr w:type="gramStart"/>
-      <w:r>
-        <w:rPr>
-          <w:szCs w:val="28"/>
-        </w:rPr>
-        <w:t>全詩語言</w:t>
-      </w:r>
-      <w:proofErr w:type="gramEnd"/>
-      <w:r>
-        <w:rPr>
-          <w:szCs w:val="28"/>
-        </w:rPr>
-        <w:t>淺近而</w:t>
-      </w:r>
-      <w:proofErr w:type="gramStart"/>
-      <w:r>
-        <w:rPr>
-          <w:szCs w:val="28"/>
-        </w:rPr>
-        <w:t>情意</w:t>
-      </w:r>
-      <w:r>
-        <w:rPr>
-          <w:b/>
-          <w:bCs/>
-          <w:szCs w:val="28"/>
-        </w:rPr>
-        <w:t>深永</w:t>
-      </w:r>
-      <w:proofErr w:type="gramEnd"/>
-      <w:r>
-        <w:rPr>
-          <w:szCs w:val="28"/>
-        </w:rPr>
-        <w:t>。</w:t>
-      </w:r>
-      <w:r>
-        <w:rPr>
-          <w:rFonts w:hint="eastAsia"/>
-          <w:szCs w:val="28"/>
-        </w:rPr>
-        <w:t>寫</w:t>
-      </w:r>
-      <w:proofErr w:type="gramStart"/>
-      <w:r>
-        <w:rPr>
-          <w:rFonts w:hint="eastAsia"/>
-          <w:szCs w:val="28"/>
-        </w:rPr>
-        <w:t>此詩時</w:t>
-      </w:r>
-      <w:proofErr w:type="gramEnd"/>
-      <w:r>
-        <w:rPr>
-          <w:rFonts w:hint="eastAsia"/>
-          <w:szCs w:val="28"/>
-        </w:rPr>
-        <w:t>，詩人雖已過不惑之年，但</w:t>
-      </w:r>
-      <w:proofErr w:type="gramStart"/>
-      <w:r>
-        <w:rPr>
-          <w:rFonts w:hint="eastAsia"/>
-          <w:szCs w:val="28"/>
-        </w:rPr>
-        <w:t>此詩卻沒有</w:t>
-      </w:r>
-      <w:proofErr w:type="gramEnd"/>
-      <w:r>
-        <w:rPr>
-          <w:rFonts w:hint="eastAsia"/>
-          <w:szCs w:val="28"/>
-        </w:rPr>
-        <w:t>給人以</w:t>
-      </w:r>
-      <w:r>
-        <w:rPr>
-          <w:rFonts w:hint="eastAsia"/>
-          <w:b/>
-          <w:bCs/>
-          <w:szCs w:val="28"/>
-        </w:rPr>
-        <w:t>頹唐</w:t>
-      </w:r>
-      <w:r>
-        <w:rPr>
-          <w:rFonts w:hint="eastAsia"/>
-          <w:szCs w:val="28"/>
-        </w:rPr>
-        <w:t>、萎靡之氣，從“東風”“崇光”“香霧”“高燭”“紅妝”這些明麗的意象中我們分明可以感觸到詩人的達觀、瀟灑的胸襟。</w:t>
-      </w:r>
-    </w:p>
-    <w:p>
-      <w:pPr>
-        <w:spacing w:after="0" w:line="440" w:lineRule="exact"/>
-        <w:ind w:left="-6" w:right="0" w:hanging="11"/>
+        <w:jc w:val="both"/>
         <w:rPr>
           <w:b/>
           <w:sz w:val="40"/>
@@ -1544,23 +1596,74 @@
           <w:rFonts w:hint="eastAsia"/>
           <w:szCs w:val="28"/>
         </w:rPr>
-        <w:t>(以上資料來源：</w:t>
-      </w:r>
-      <w:hyperlink r:id="rId8" w:history="1">
-        <w:r>
-          <w:rPr>
-            <w:rStyle w:val="a7"/>
-            <w:szCs w:val="28"/>
-          </w:rPr>
-          <w:t>https://bit.ly/3EvOuWw</w:t>
-        </w:r>
-      </w:hyperlink>
-      <w:r>
-        <w:rPr>
-          <w:rFonts w:hint="eastAsia"/>
-          <w:szCs w:val="28"/>
-        </w:rPr>
-        <w:t>)</w:t>
+        <w:t xml:space="preserve">　　</w:t>
+      </w:r>
+      <w:r>
+        <w:rPr>
+          <w:rFonts w:hint="eastAsia"/>
+          <w:szCs w:val="28"/>
+        </w:rPr>
+        <w:t>總括而言，這首詩結構精巧，情景交融。</w:t>
+      </w:r>
+      <w:r>
+        <w:rPr>
+          <w:rFonts w:hint="eastAsia"/>
+          <w:szCs w:val="28"/>
+          <w:u w:val="single"/>
+        </w:rPr>
+        <w:t>蘇軾</w:t>
+      </w:r>
+      <w:r>
+        <w:rPr>
+          <w:rFonts w:hint="eastAsia"/>
+          <w:szCs w:val="28"/>
+        </w:rPr>
+        <w:t>以浪漫主義的筆調，將客觀的海棠賦予了人的靈性，在</w:t>
+      </w:r>
+      <w:proofErr w:type="gramStart"/>
+      <w:r>
+        <w:rPr>
+          <w:rFonts w:hint="eastAsia"/>
+          <w:szCs w:val="28"/>
+        </w:rPr>
+        <w:t>朦朧幽清的</w:t>
+      </w:r>
+      <w:proofErr w:type="gramEnd"/>
+      <w:r>
+        <w:rPr>
+          <w:rFonts w:hint="eastAsia"/>
+          <w:szCs w:val="28"/>
+        </w:rPr>
+        <w:t>春夜中，昇華出對生命、美麗與藝術的極致追求</w:t>
+      </w:r>
+      <w:r>
+        <w:rPr>
+          <w:szCs w:val="28"/>
+        </w:rPr>
+        <w:br/>
+      </w:r>
+      <w:r>
+        <w:rPr>
+          <w:rFonts w:hint="eastAsia"/>
+          <w:szCs w:val="28"/>
+        </w:rPr>
+        <w:t>，讀來</w:t>
+      </w:r>
+      <w:r>
+        <w:rPr>
+          <w:rFonts w:hint="eastAsia"/>
+          <w:b/>
+          <w:bCs/>
+          <w:szCs w:val="28"/>
+        </w:rPr>
+        <w:t>餘韻悠長</w:t>
+      </w:r>
+      <w:r>
+        <w:rPr>
+          <w:rFonts w:hint="eastAsia"/>
+          <w:szCs w:val="28"/>
+        </w:rPr>
+        <w:t>，令人回味無窮。</w:t>
       </w:r>
     </w:p>
     <w:p>
@@ -1591,21 +1694,20 @@
           <w:ilvl w:val="0"/>
           <w:numId w:val="14"/>
         </w:numPr>
-        <w:spacing w:after="0" w:line="380" w:lineRule="exact"/>
-        <w:ind w:leftChars="0" w:right="0"/>
-        <w:rPr>
-          <w:szCs w:val="28"/>
-        </w:rPr>
-      </w:pPr>
-      <w:proofErr w:type="gramStart"/>
-      <w:r>
-        <w:rPr>
-          <w:rFonts w:hint="eastAsia"/>
-          <w:szCs w:val="28"/>
-        </w:rPr>
-        <w:t>暖融</w:t>
-      </w:r>
-      <w:proofErr w:type="gramEnd"/>
+        <w:spacing w:after="0" w:line="400" w:lineRule="exact"/>
+        <w:ind w:leftChars="0" w:left="284" w:right="0" w:hanging="284"/>
+        <w:jc w:val="both"/>
+        <w:rPr>
+          <w:szCs w:val="28"/>
+        </w:rPr>
+      </w:pPr>
+      <w:r>
+        <w:rPr>
+          <w:rFonts w:hint="eastAsia"/>
+          <w:szCs w:val="28"/>
+        </w:rPr>
+        <w:t>璀璨</w:t>
+      </w:r>
       <w:r>
         <w:rPr>
           <w:rFonts w:hint="eastAsia"/>
@@ -1618,7 +1720,7 @@
           <w:rFonts w:hint="eastAsia"/>
           <w:szCs w:val="28"/>
         </w:rPr>
-        <w:t>溫暖的樣子。【例】陽春三月，氣候總是暖融融的，叫人陶醉。</w:t>
+        <w:t>形容光彩奪目、鮮明絢麗的樣子。通常用來形容寶石、星光或燈火。在文學上常引申為「成就極高、影響力極大、極為耀眼」。</w:t>
       </w:r>
     </w:p>
     <w:p>
@@ -1628,18 +1730,26 @@
           <w:ilvl w:val="0"/>
           <w:numId w:val="14"/>
         </w:numPr>
-        <w:spacing w:after="0" w:line="380" w:lineRule="exact"/>
-        <w:ind w:leftChars="0" w:right="0"/>
-        <w:rPr>
-          <w:szCs w:val="28"/>
-        </w:rPr>
-      </w:pPr>
-      <w:r>
-        <w:rPr>
-          <w:rFonts w:hint="eastAsia"/>
-          <w:szCs w:val="28"/>
-        </w:rPr>
-        <w:t>氤氳(</w:t>
+        <w:spacing w:after="0" w:line="400" w:lineRule="exact"/>
+        <w:ind w:leftChars="0" w:left="284" w:right="0" w:hanging="284"/>
+        <w:jc w:val="both"/>
+        <w:rPr>
+          <w:szCs w:val="28"/>
+        </w:rPr>
+      </w:pPr>
+      <w:r>
+        <w:rPr>
+          <w:rFonts w:hint="eastAsia"/>
+          <w:szCs w:val="28"/>
+        </w:rPr>
+        <w:t>縹緲</w:t>
+      </w:r>
+      <w:r>
+        <w:rPr>
+          <w:rFonts w:hint="eastAsia"/>
+          <w:szCs w:val="28"/>
+        </w:rPr>
+        <w:t>(</w:t>
       </w:r>
       <w:proofErr w:type="gramStart"/>
       <w:r>
@@ -1649,7 +1759,7 @@
           <w:sz w:val="16"/>
           <w:szCs w:val="16"/>
         </w:rPr>
-        <w:t>ㄧㄣ</w:t>
+        <w:t>ㄆㄧㄠˇ</w:t>
       </w:r>
       <w:proofErr w:type="gramEnd"/>
       <w:r>
@@ -1669,7 +1779,7 @@
           <w:sz w:val="16"/>
           <w:szCs w:val="16"/>
         </w:rPr>
-        <w:t>ㄩㄣ</w:t>
+        <w:t>ㄇㄧㄠˇ</w:t>
       </w:r>
       <w:proofErr w:type="gramEnd"/>
       <w:r>
@@ -1684,6 +1794,13 @@
           <w:rFonts w:hint="eastAsia"/>
           <w:szCs w:val="28"/>
         </w:rPr>
+        <w:t>空靈</w:t>
+      </w:r>
+      <w:r>
+        <w:rPr>
+          <w:rFonts w:hint="eastAsia"/>
+          <w:szCs w:val="28"/>
+        </w:rPr>
         <w:t>：</w:t>
       </w:r>
       <w:r>
@@ -1691,24 +1808,21 @@
           <w:rFonts w:hint="eastAsia"/>
           <w:szCs w:val="28"/>
         </w:rPr>
-        <w:t>煙氣瀰漫的樣子。</w:t>
-      </w:r>
-    </w:p>
-    <w:p>
-      <w:pPr>
-        <w:pStyle w:val="a9"/>
-        <w:spacing w:after="0" w:line="380" w:lineRule="exact"/>
-        <w:ind w:leftChars="0" w:right="0" w:firstLine="0"/>
-        <w:rPr>
-          <w:szCs w:val="28"/>
-        </w:rPr>
-      </w:pPr>
-      <w:r>
-        <w:rPr>
-          <w:rFonts w:hint="eastAsia"/>
-          <w:szCs w:val="28"/>
-        </w:rPr>
-        <w:t>【例】導演用燈光與乾冰製造出氤氳的迷濛效果。</w:t>
+        <w:t>縹緲：隱隱約約、若有似無的樣子。空靈：不落俗套、超脫世俗，且富有靈氣與想像空間。合</w:t>
+      </w:r>
+      <w:r>
+        <w:rPr>
+          <w:rFonts w:hint="eastAsia"/>
+          <w:szCs w:val="28"/>
+        </w:rPr>
+        <w:t>起來</w:t>
+      </w:r>
+      <w:r>
+        <w:rPr>
+          <w:rFonts w:hint="eastAsia"/>
+          <w:szCs w:val="28"/>
+        </w:rPr>
+        <w:t>形容一種「如夢似幻、不帶人間煙火氣」的美感。</w:t>
       </w:r>
     </w:p>
     <w:p>
@@ -1718,70 +1832,33 @@
           <w:ilvl w:val="0"/>
           <w:numId w:val="14"/>
         </w:numPr>
-        <w:spacing w:after="0" w:line="380" w:lineRule="exact"/>
-        <w:ind w:leftChars="0" w:right="0"/>
-        <w:rPr>
-          <w:szCs w:val="28"/>
-        </w:rPr>
-      </w:pPr>
-      <w:r>
-        <w:rPr>
-          <w:rFonts w:hint="eastAsia"/>
-          <w:szCs w:val="28"/>
-        </w:rPr>
-        <w:t>沁(</w:t>
-      </w:r>
-      <w:proofErr w:type="gramStart"/>
-      <w:r>
-        <w:rPr>
-          <w:rFonts w:hint="eastAsia"/>
-          <w:color w:val="FF0000"/>
-          <w:sz w:val="16"/>
-          <w:szCs w:val="16"/>
-        </w:rPr>
-        <w:t>ㄑㄧㄣˋ</w:t>
-      </w:r>
-      <w:proofErr w:type="gramEnd"/>
-      <w:r>
-        <w:rPr>
-          <w:rFonts w:hint="eastAsia"/>
-          <w:szCs w:val="28"/>
-        </w:rPr>
-        <w:t>)人心脾：</w:t>
-      </w:r>
-    </w:p>
-    <w:p>
-      <w:pPr>
-        <w:pStyle w:val="a9"/>
-        <w:spacing w:after="0" w:line="380" w:lineRule="exact"/>
-        <w:ind w:leftChars="0" w:right="0" w:firstLine="0"/>
-        <w:rPr>
-          <w:szCs w:val="28"/>
-        </w:rPr>
-      </w:pPr>
-      <w:r>
-        <w:rPr>
-          <w:rFonts w:hint="eastAsia"/>
-          <w:szCs w:val="28"/>
-        </w:rPr>
-        <w:t>滲透到人的心肝脾臟。形容感受深刻，清新舒適的感受直抵心田。</w:t>
-      </w:r>
-    </w:p>
-    <w:p>
-      <w:pPr>
-        <w:pStyle w:val="a9"/>
-        <w:spacing w:after="0" w:line="380" w:lineRule="exact"/>
-        <w:ind w:leftChars="0" w:right="0" w:firstLine="0"/>
-        <w:rPr>
-          <w:szCs w:val="28"/>
-        </w:rPr>
-      </w:pPr>
-      <w:r>
-        <w:rPr>
-          <w:rFonts w:hint="eastAsia"/>
-          <w:szCs w:val="28"/>
-        </w:rPr>
-        <w:t>【例】老師的一席話沁人心脾，讓我面對挫折，不再沮喪。</w:t>
+        <w:spacing w:after="0" w:line="400" w:lineRule="exact"/>
+        <w:ind w:leftChars="0" w:left="284" w:right="0" w:hanging="284"/>
+        <w:jc w:val="both"/>
+        <w:rPr>
+          <w:szCs w:val="28"/>
+        </w:rPr>
+      </w:pPr>
+      <w:r>
+        <w:rPr>
+          <w:rFonts w:hint="eastAsia"/>
+          <w:szCs w:val="28"/>
+        </w:rPr>
+        <w:t>超然</w:t>
+      </w:r>
+      <w:r>
+        <w:rPr>
+          <w:rFonts w:hint="eastAsia"/>
+          <w:szCs w:val="28"/>
+        </w:rPr>
+        <w:t>：</w:t>
+      </w:r>
+      <w:r>
+        <w:rPr>
+          <w:rFonts w:hint="eastAsia"/>
+          <w:szCs w:val="28"/>
+        </w:rPr>
+        <w:t>高高超出於一般事物之上；在處世態度上，指不對世俗的名利、得失或眼前的困境斤斤計較。</w:t>
       </w:r>
     </w:p>
     <w:p>
@@ -1791,35 +1868,55 @@
           <w:ilvl w:val="0"/>
           <w:numId w:val="14"/>
         </w:numPr>
-        <w:spacing w:after="0" w:line="380" w:lineRule="exact"/>
-        <w:ind w:leftChars="0" w:right="0"/>
-        <w:rPr>
-          <w:szCs w:val="28"/>
-        </w:rPr>
-      </w:pPr>
+        <w:spacing w:after="0" w:line="400" w:lineRule="exact"/>
+        <w:ind w:leftChars="0" w:left="284" w:right="0" w:hanging="284"/>
+        <w:jc w:val="both"/>
+        <w:rPr>
+          <w:szCs w:val="28"/>
+        </w:rPr>
+      </w:pPr>
+      <w:r>
+        <w:rPr>
+          <w:rFonts w:hint="eastAsia"/>
+          <w:szCs w:val="28"/>
+        </w:rPr>
+        <w:t>烘托</w:t>
+      </w:r>
+      <w:r>
+        <w:rPr>
+          <w:rFonts w:hint="eastAsia"/>
+          <w:szCs w:val="28"/>
+        </w:rPr>
+        <w:t>：</w:t>
+      </w:r>
+      <w:r>
+        <w:rPr>
+          <w:rFonts w:hint="eastAsia"/>
+          <w:szCs w:val="28"/>
+        </w:rPr>
+        <w:t>原是國畫的一種技法，用襯托的手法使主體更加鮮明</w:t>
+      </w:r>
+      <w:r>
+        <w:rPr>
+          <w:rFonts w:hint="eastAsia"/>
+          <w:szCs w:val="28"/>
+        </w:rPr>
+        <w:t>。</w:t>
+      </w:r>
+      <w:r>
+        <w:rPr>
+          <w:rFonts w:hint="eastAsia"/>
+          <w:szCs w:val="28"/>
+        </w:rPr>
+        <w:t>在寫作上指「側寫環境來突顯主角」。</w:t>
+      </w:r>
       <w:proofErr w:type="gramStart"/>
       <w:r>
         <w:rPr>
           <w:rFonts w:hint="eastAsia"/>
           <w:szCs w:val="28"/>
         </w:rPr>
-        <w:t>昏昧</w:t>
-      </w:r>
-      <w:r>
-        <w:rPr>
-          <w:rFonts w:hint="eastAsia"/>
-          <w:szCs w:val="28"/>
-        </w:rPr>
-        <w:t>(</w:t>
-      </w:r>
-      <w:r>
-        <w:rPr>
-          <w:rFonts w:hint="eastAsia"/>
-          <w:color w:val="FF0000"/>
-          <w:sz w:val="16"/>
-          <w:szCs w:val="16"/>
-        </w:rPr>
-        <w:t>ㄇㄟˋ</w:t>
+        <w:t>本詩前兩</w:t>
       </w:r>
       <w:proofErr w:type="gramEnd"/>
       <w:r>
@@ -1827,49 +1924,7 @@
           <w:rFonts w:hint="eastAsia"/>
           <w:szCs w:val="28"/>
         </w:rPr>
-        <w:t>)：</w:t>
-      </w:r>
-    </w:p>
-    <w:p>
-      <w:pPr>
-        <w:pStyle w:val="a9"/>
-        <w:numPr>
-          <w:ilvl w:val="0"/>
-          <w:numId w:val="30"/>
-        </w:numPr>
-        <w:spacing w:after="0" w:line="380" w:lineRule="exact"/>
-        <w:ind w:leftChars="0" w:right="0"/>
-        <w:rPr>
-          <w:szCs w:val="28"/>
-        </w:rPr>
-      </w:pPr>
-      <w:r>
-        <w:rPr>
-          <w:rFonts w:hint="eastAsia"/>
-          <w:szCs w:val="28"/>
-        </w:rPr>
-        <w:t>光線昏暗不明。</w:t>
-      </w:r>
-    </w:p>
-    <w:p>
-      <w:pPr>
-        <w:pStyle w:val="a9"/>
-        <w:numPr>
-          <w:ilvl w:val="0"/>
-          <w:numId w:val="30"/>
-        </w:numPr>
-        <w:spacing w:after="0" w:line="380" w:lineRule="exact"/>
-        <w:ind w:leftChars="0" w:right="0"/>
-        <w:rPr>
-          <w:szCs w:val="28"/>
-        </w:rPr>
-      </w:pPr>
-      <w:r>
-        <w:rPr>
-          <w:rFonts w:hint="eastAsia"/>
-          <w:szCs w:val="28"/>
-        </w:rPr>
-        <w:t>神智模糊不清。如：「昨天一整夜沒睡，所以現在精神昏</w:t>
+        <w:t>句完全沒寫到海棠花，而是透過柔和的春風、朦朧</w:t>
       </w:r>
       <w:proofErr w:type="gramStart"/>
       <w:r>
@@ -1877,7 +1932,7 @@
           <w:rFonts w:hint="eastAsia"/>
           <w:szCs w:val="28"/>
         </w:rPr>
-        <w:t>昧</w:t>
+        <w:t>的香霧</w:t>
       </w:r>
       <w:proofErr w:type="gramEnd"/>
       <w:r>
@@ -1885,65 +1940,7 @@
           <w:rFonts w:hint="eastAsia"/>
           <w:szCs w:val="28"/>
         </w:rPr>
-        <w:t>，錯誤百出。」</w:t>
-      </w:r>
-    </w:p>
-    <w:p>
-      <w:pPr>
-        <w:pStyle w:val="a9"/>
-        <w:numPr>
-          <w:ilvl w:val="0"/>
-          <w:numId w:val="30"/>
-        </w:numPr>
-        <w:spacing w:after="0" w:line="380" w:lineRule="exact"/>
-        <w:ind w:leftChars="0" w:right="0"/>
-        <w:rPr>
-          <w:szCs w:val="28"/>
-        </w:rPr>
-      </w:pPr>
-      <w:r>
-        <w:rPr>
-          <w:rFonts w:hint="eastAsia"/>
-          <w:szCs w:val="28"/>
-        </w:rPr>
-        <w:t>昏庸愚昧，不明事理。如：「這位老先生年紀大了，處理事情</w:t>
-      </w:r>
-      <w:proofErr w:type="gramStart"/>
-      <w:r>
-        <w:rPr>
-          <w:rFonts w:hint="eastAsia"/>
-          <w:szCs w:val="28"/>
-        </w:rPr>
-        <w:t>越來越昏昧獨斷</w:t>
-      </w:r>
-      <w:proofErr w:type="gramEnd"/>
-      <w:r>
-        <w:rPr>
-          <w:rFonts w:hint="eastAsia"/>
-          <w:szCs w:val="28"/>
-        </w:rPr>
-        <w:t>了。」</w:t>
-      </w:r>
-    </w:p>
-    <w:p>
-      <w:pPr>
-        <w:pStyle w:val="a9"/>
-        <w:numPr>
-          <w:ilvl w:val="0"/>
-          <w:numId w:val="30"/>
-        </w:numPr>
-        <w:spacing w:after="0" w:line="380" w:lineRule="exact"/>
-        <w:ind w:leftChars="0" w:right="0"/>
-        <w:rPr>
-          <w:szCs w:val="28"/>
-        </w:rPr>
-      </w:pPr>
-      <w:r>
-        <w:rPr>
-          <w:rFonts w:hint="eastAsia"/>
-          <w:szCs w:val="28"/>
-        </w:rPr>
-        <w:t>時代黑暗，政治腐敗。</w:t>
+        <w:t>、移動的月光，把整個環境氣氛渲染得非常美，進而「烘托」出待會要出場的海棠花有多麼高雅嬌貴。</w:t>
       </w:r>
     </w:p>
     <w:p>
@@ -1953,28 +1950,20 @@
           <w:ilvl w:val="0"/>
           <w:numId w:val="14"/>
         </w:numPr>
-        <w:spacing w:after="0" w:line="380" w:lineRule="exact"/>
-        <w:ind w:leftChars="0" w:right="0"/>
-        <w:rPr>
-          <w:szCs w:val="28"/>
-        </w:rPr>
-      </w:pPr>
-      <w:r>
-        <w:rPr>
-          <w:rFonts w:hint="eastAsia"/>
-          <w:szCs w:val="28"/>
-        </w:rPr>
-        <w:t>夜</w:t>
-      </w:r>
-      <w:proofErr w:type="gramStart"/>
-      <w:r>
-        <w:rPr>
-          <w:rFonts w:hint="eastAsia"/>
-          <w:szCs w:val="28"/>
-        </w:rPr>
-        <w:t>闌</w:t>
-      </w:r>
-      <w:proofErr w:type="gramEnd"/>
+        <w:spacing w:after="0" w:line="400" w:lineRule="exact"/>
+        <w:ind w:leftChars="0" w:left="284" w:right="0" w:hanging="284"/>
+        <w:jc w:val="both"/>
+        <w:rPr>
+          <w:szCs w:val="28"/>
+        </w:rPr>
+      </w:pPr>
+      <w:r>
+        <w:rPr>
+          <w:rFonts w:hint="eastAsia"/>
+          <w:szCs w:val="28"/>
+        </w:rPr>
+        <w:t>氤氳</w:t>
+      </w:r>
       <w:r>
         <w:rPr>
           <w:rFonts w:hint="eastAsia"/>
@@ -1990,12 +1979,41 @@
           <w:sz w:val="16"/>
           <w:szCs w:val="16"/>
         </w:rPr>
-        <w:t>ㄌㄢˊ</w:t>
+        <w:t>ㄧ</w:t>
+      </w:r>
+      <w:r>
+        <w:rPr>
+          <w:rFonts w:hint="eastAsia"/>
+          <w:color w:val="FF0000"/>
+          <w:sz w:val="16"/>
+          <w:szCs w:val="16"/>
+        </w:rPr>
+        <w:t>ㄣ</w:t>
       </w:r>
       <w:proofErr w:type="gramEnd"/>
       <w:r>
         <w:rPr>
           <w:rFonts w:hint="eastAsia"/>
+          <w:color w:val="FF0000"/>
+          <w:sz w:val="16"/>
+          <w:szCs w:val="16"/>
+        </w:rPr>
+        <w:t xml:space="preserve"> </w:t>
+      </w:r>
+      <w:proofErr w:type="gramStart"/>
+      <w:r>
+        <w:rPr>
+          <w:rFonts w:hint="eastAsia"/>
+          <w:color w:val="FF0000"/>
+          <w:sz w:val="16"/>
+          <w:szCs w:val="16"/>
+        </w:rPr>
+        <w:t>ㄩㄣ</w:t>
+      </w:r>
+      <w:proofErr w:type="gramEnd"/>
+      <w:r>
+        <w:rPr>
+          <w:rFonts w:hint="eastAsia"/>
           <w:szCs w:val="28"/>
         </w:rPr>
         <w:t>)</w:t>
@@ -2005,30 +2023,14 @@
           <w:rFonts w:hint="eastAsia"/>
           <w:szCs w:val="28"/>
         </w:rPr>
-        <w:t>人靜：</w:t>
-      </w:r>
-      <w:r>
-        <w:rPr>
-          <w:rFonts w:hint="eastAsia"/>
-          <w:szCs w:val="28"/>
-        </w:rPr>
-        <w:t>深夜裡人聲寂靜。【例】直到夜</w:t>
-      </w:r>
-      <w:proofErr w:type="gramStart"/>
-      <w:r>
-        <w:rPr>
-          <w:rFonts w:hint="eastAsia"/>
-          <w:szCs w:val="28"/>
-        </w:rPr>
-        <w:t>闌</w:t>
-      </w:r>
-      <w:proofErr w:type="gramEnd"/>
-      <w:r>
-        <w:rPr>
-          <w:rFonts w:hint="eastAsia"/>
-          <w:szCs w:val="28"/>
-        </w:rPr>
-        <w:t>人靜時，他還在挑燈苦讀。</w:t>
+        <w:t>：</w:t>
+      </w:r>
+      <w:r>
+        <w:rPr>
+          <w:rFonts w:hint="eastAsia"/>
+          <w:szCs w:val="28"/>
+        </w:rPr>
+        <w:t>形容煙氣、霧氣或香氣濃烈、瀰漫且聚攏不散的樣子。在文學中它帶有一種「包圍感與流動感」。說夜色「香氣氤氳」，彷彿那海棠花的香氣不是淡淡的，而是像溫柔的薄霧一樣，把整個迴廊和詩人都溫暖地包裹在裡面，非常有立體感。</w:t>
       </w:r>
     </w:p>
     <w:p>
@@ -2038,21 +2040,20 @@
           <w:ilvl w:val="0"/>
           <w:numId w:val="14"/>
         </w:numPr>
-        <w:spacing w:after="0" w:line="380" w:lineRule="exact"/>
-        <w:ind w:leftChars="0" w:right="0"/>
-        <w:rPr>
-          <w:szCs w:val="28"/>
-        </w:rPr>
-      </w:pPr>
-      <w:proofErr w:type="gramStart"/>
-      <w:r>
-        <w:rPr>
-          <w:rFonts w:hint="eastAsia"/>
-          <w:szCs w:val="28"/>
-        </w:rPr>
-        <w:t>永夜</w:t>
-      </w:r>
-      <w:proofErr w:type="gramEnd"/>
+        <w:spacing w:after="0" w:line="400" w:lineRule="exact"/>
+        <w:ind w:leftChars="0" w:left="284" w:right="0" w:hanging="284"/>
+        <w:jc w:val="both"/>
+        <w:rPr>
+          <w:szCs w:val="28"/>
+        </w:rPr>
+      </w:pPr>
+      <w:r>
+        <w:rPr>
+          <w:rFonts w:hint="eastAsia"/>
+          <w:szCs w:val="28"/>
+        </w:rPr>
+        <w:t>陡然</w:t>
+      </w:r>
       <w:r>
         <w:rPr>
           <w:rFonts w:hint="eastAsia"/>
@@ -2065,47 +2066,7 @@
           <w:rFonts w:hint="eastAsia"/>
           <w:szCs w:val="28"/>
         </w:rPr>
-        <w:t>二十四小時間皆處於夜晚的狀態。</w:t>
-      </w:r>
-      <w:r>
-        <w:rPr>
-          <w:rFonts w:hint="eastAsia"/>
-          <w:szCs w:val="28"/>
-        </w:rPr>
-        <w:t>長夜。</w:t>
-      </w:r>
-    </w:p>
-    <w:p>
-      <w:pPr>
-        <w:pStyle w:val="a9"/>
-        <w:spacing w:after="0" w:line="380" w:lineRule="exact"/>
-        <w:ind w:leftChars="0" w:right="0" w:firstLine="0"/>
-        <w:rPr>
-          <w:szCs w:val="28"/>
-        </w:rPr>
-      </w:pPr>
-      <w:r>
-        <w:rPr>
-          <w:rFonts w:hint="eastAsia"/>
-          <w:szCs w:val="28"/>
-        </w:rPr>
-        <w:t>【例】南極圈由於日照角度的偏斜，有半年的時間</w:t>
-      </w:r>
-      <w:proofErr w:type="gramStart"/>
-      <w:r>
-        <w:rPr>
-          <w:rFonts w:hint="eastAsia"/>
-          <w:szCs w:val="28"/>
-        </w:rPr>
-        <w:t>處於永夜狀態</w:t>
-      </w:r>
-      <w:proofErr w:type="gramEnd"/>
-      <w:r>
-        <w:rPr>
-          <w:rFonts w:hint="eastAsia"/>
-          <w:szCs w:val="28"/>
-        </w:rPr>
-        <w:t>。</w:t>
+        <w:t>突然、驟然。事情發生的速度極快，出乎意料。在文章結構上，它代表一種「情感或視角的轉折」。前兩句詩人還在安靜地欣賞風景（客觀描寫），第三句「陡然」一轉，變成寫他心裡的擔心（主觀情感），這種突如其來的心理活動，讓整首詩的節奏變得活潑且充滿戲劇張力。</w:t>
       </w:r>
     </w:p>
     <w:p>
@@ -2115,18 +2076,19 @@
           <w:ilvl w:val="0"/>
           <w:numId w:val="14"/>
         </w:numPr>
-        <w:spacing w:after="0" w:line="380" w:lineRule="exact"/>
-        <w:ind w:leftChars="0" w:right="0"/>
-        <w:rPr>
-          <w:szCs w:val="28"/>
-        </w:rPr>
-      </w:pPr>
-      <w:r>
-        <w:rPr>
-          <w:rFonts w:hint="eastAsia"/>
-          <w:szCs w:val="28"/>
-        </w:rPr>
-        <w:t>極化</w:t>
+        <w:spacing w:after="0" w:line="400" w:lineRule="exact"/>
+        <w:ind w:leftChars="0" w:left="284" w:right="0" w:hanging="284"/>
+        <w:jc w:val="both"/>
+        <w:rPr>
+          <w:szCs w:val="28"/>
+        </w:rPr>
+      </w:pPr>
+      <w:r>
+        <w:rPr>
+          <w:rFonts w:hint="eastAsia"/>
+          <w:szCs w:val="28"/>
+        </w:rPr>
+        <w:t>餘韻悠長</w:t>
       </w:r>
       <w:r>
         <w:rPr>
@@ -2140,54 +2102,15 @@
           <w:rFonts w:hint="eastAsia"/>
           <w:szCs w:val="28"/>
         </w:rPr>
-        <w:t>外加壓力、電場、磁場等，使物質相對於原來狀態發生兩極分化現象，如正負電荷分別位移的過程。</w:t>
-      </w:r>
-    </w:p>
-    <w:p>
-      <w:pPr>
-        <w:pStyle w:val="a9"/>
-        <w:numPr>
-          <w:ilvl w:val="0"/>
-          <w:numId w:val="14"/>
-        </w:numPr>
-        <w:spacing w:after="0" w:line="380" w:lineRule="exact"/>
-        <w:ind w:leftChars="0" w:right="0"/>
-        <w:rPr>
-          <w:szCs w:val="28"/>
-        </w:rPr>
-      </w:pPr>
-      <w:r>
-        <w:rPr>
-          <w:rFonts w:hint="eastAsia"/>
-          <w:szCs w:val="28"/>
-        </w:rPr>
-        <w:t>笑靨</w:t>
-      </w:r>
-      <w:r>
-        <w:rPr>
-          <w:rFonts w:hint="eastAsia"/>
-          <w:szCs w:val="28"/>
-        </w:rPr>
-        <w:t>(</w:t>
+        <w:t>聲音結束後，留下的尾音長久不絕；引申為文章、詩詞讀完後，留給人的思考和回味無窮無盡。形容一種「言有盡而意無窮」的最高境界。好的詩歌不會把話說死、說滿，而是像敲鐘一樣，鐘聲停了，聲音還在空氣中盪漾。這首詩雖然只有短短四句，但讀完後，那</w:t>
       </w:r>
       <w:proofErr w:type="gramStart"/>
       <w:r>
         <w:rPr>
           <w:rFonts w:hint="eastAsia"/>
-          <w:color w:val="FF0000"/>
-          <w:sz w:val="16"/>
-          <w:szCs w:val="16"/>
-        </w:rPr>
-        <w:t>ㄧㄝ</w:t>
-      </w:r>
-      <w:r>
-        <w:rPr>
-          <w:rFonts w:hint="eastAsia"/>
-          <w:color w:val="FF0000"/>
-          <w:sz w:val="16"/>
-          <w:szCs w:val="16"/>
-        </w:rPr>
-        <w:t>ˋ</w:t>
+          <w:szCs w:val="28"/>
+        </w:rPr>
+        <w:t>幅燒燭照花</w:t>
       </w:r>
       <w:proofErr w:type="gramEnd"/>
       <w:r>
@@ -2195,345 +2118,11 @@
           <w:rFonts w:hint="eastAsia"/>
           <w:szCs w:val="28"/>
         </w:rPr>
-        <w:t>)</w:t>
-      </w:r>
-      <w:r>
-        <w:rPr>
-          <w:rFonts w:hint="eastAsia"/>
-          <w:szCs w:val="28"/>
-        </w:rPr>
-        <w:t>：</w:t>
-      </w:r>
-      <w:proofErr w:type="gramStart"/>
-      <w:r>
-        <w:rPr>
-          <w:rFonts w:hint="eastAsia"/>
-          <w:szCs w:val="28"/>
-        </w:rPr>
-        <w:t>笑時臉</w:t>
-      </w:r>
-      <w:proofErr w:type="gramEnd"/>
-      <w:r>
-        <w:rPr>
-          <w:rFonts w:hint="eastAsia"/>
-          <w:szCs w:val="28"/>
-        </w:rPr>
-        <w:t>上露出的酒</w:t>
-      </w:r>
-      <w:proofErr w:type="gramStart"/>
-      <w:r>
-        <w:rPr>
-          <w:rFonts w:hint="eastAsia"/>
-          <w:szCs w:val="28"/>
-        </w:rPr>
-        <w:t>渦</w:t>
-      </w:r>
-      <w:proofErr w:type="gramEnd"/>
-      <w:r>
-        <w:rPr>
-          <w:rFonts w:hint="eastAsia"/>
-          <w:szCs w:val="28"/>
-        </w:rPr>
-        <w:t>。【例】孩童的笑靨是最純真可愛的。</w:t>
-      </w:r>
-    </w:p>
-    <w:p>
-      <w:pPr>
-        <w:pStyle w:val="a9"/>
-        <w:numPr>
-          <w:ilvl w:val="0"/>
-          <w:numId w:val="14"/>
-        </w:numPr>
-        <w:spacing w:after="0" w:line="380" w:lineRule="exact"/>
-        <w:ind w:leftChars="0" w:right="0"/>
-        <w:rPr>
-          <w:szCs w:val="28"/>
-        </w:rPr>
-      </w:pPr>
-      <w:r>
-        <w:rPr>
-          <w:rFonts w:hint="eastAsia"/>
-          <w:szCs w:val="28"/>
-        </w:rPr>
-        <w:t>照應：</w:t>
-      </w:r>
-      <w:r>
-        <w:rPr>
-          <w:rFonts w:hint="eastAsia"/>
-          <w:szCs w:val="28"/>
-        </w:rPr>
-        <w:t>照顧料理。</w:t>
-      </w:r>
-      <w:r>
-        <w:rPr>
-          <w:rFonts w:hint="eastAsia"/>
-          <w:szCs w:val="28"/>
-        </w:rPr>
-        <w:t>關照呼應。配合。</w:t>
-      </w:r>
-    </w:p>
-    <w:p>
-      <w:pPr>
-        <w:pStyle w:val="a9"/>
-        <w:numPr>
-          <w:ilvl w:val="0"/>
-          <w:numId w:val="14"/>
-        </w:numPr>
-        <w:spacing w:after="0" w:line="380" w:lineRule="exact"/>
-        <w:ind w:leftChars="0" w:right="0"/>
-        <w:rPr>
-          <w:szCs w:val="28"/>
-        </w:rPr>
-      </w:pPr>
-      <w:r>
-        <w:rPr>
-          <w:rFonts w:hint="eastAsia"/>
-          <w:szCs w:val="28"/>
-        </w:rPr>
-        <w:t>高</w:t>
-      </w:r>
-      <w:proofErr w:type="gramStart"/>
-      <w:r>
-        <w:rPr>
-          <w:rFonts w:hint="eastAsia"/>
-          <w:szCs w:val="28"/>
-        </w:rPr>
-        <w:t>蹈</w:t>
-      </w:r>
-      <w:proofErr w:type="gramEnd"/>
-      <w:r>
-        <w:rPr>
-          <w:rFonts w:hint="eastAsia"/>
-          <w:szCs w:val="28"/>
-        </w:rPr>
-        <w:t>：</w:t>
-      </w:r>
-      <w:r>
-        <w:rPr>
-          <w:rFonts w:hint="eastAsia"/>
-          <w:szCs w:val="28"/>
-        </w:rPr>
-        <w:t>遠行</w:t>
-      </w:r>
-      <w:r>
-        <w:rPr>
-          <w:rFonts w:hint="eastAsia"/>
-          <w:szCs w:val="28"/>
-        </w:rPr>
-        <w:t>；</w:t>
-      </w:r>
-      <w:r>
-        <w:rPr>
-          <w:rFonts w:hint="eastAsia"/>
-          <w:szCs w:val="28"/>
-        </w:rPr>
-        <w:t>比喻隱居</w:t>
-      </w:r>
-      <w:r>
-        <w:rPr>
-          <w:rFonts w:hint="eastAsia"/>
-          <w:szCs w:val="28"/>
-        </w:rPr>
-        <w:t>；</w:t>
-      </w:r>
-      <w:r>
-        <w:rPr>
-          <w:rFonts w:hint="eastAsia"/>
-          <w:szCs w:val="28"/>
-        </w:rPr>
-        <w:t>超越群倫。</w:t>
-      </w:r>
-    </w:p>
-    <w:p>
-      <w:pPr>
-        <w:pStyle w:val="a9"/>
-        <w:numPr>
-          <w:ilvl w:val="0"/>
-          <w:numId w:val="14"/>
-        </w:numPr>
-        <w:spacing w:after="0" w:line="380" w:lineRule="exact"/>
-        <w:ind w:leftChars="0" w:right="0"/>
-        <w:rPr>
-          <w:szCs w:val="28"/>
-        </w:rPr>
-      </w:pPr>
-      <w:proofErr w:type="gramStart"/>
-      <w:r>
-        <w:rPr>
-          <w:rFonts w:hint="eastAsia"/>
-          <w:szCs w:val="28"/>
-        </w:rPr>
-        <w:t>深永</w:t>
-      </w:r>
-      <w:proofErr w:type="gramEnd"/>
-      <w:r>
-        <w:rPr>
-          <w:rFonts w:hint="eastAsia"/>
-          <w:szCs w:val="28"/>
-        </w:rPr>
-        <w:t>：深長、深遠。</w:t>
-      </w:r>
-    </w:p>
-    <w:p>
-      <w:pPr>
-        <w:pStyle w:val="a9"/>
-        <w:numPr>
-          <w:ilvl w:val="0"/>
-          <w:numId w:val="14"/>
-        </w:numPr>
-        <w:spacing w:after="0" w:line="380" w:lineRule="exact"/>
-        <w:ind w:leftChars="0" w:right="0"/>
-        <w:rPr>
-          <w:szCs w:val="28"/>
-        </w:rPr>
-      </w:pPr>
-      <w:r>
-        <w:rPr>
-          <w:rFonts w:hint="eastAsia"/>
-          <w:szCs w:val="28"/>
-        </w:rPr>
-        <w:t>頹唐：精神委</w:t>
-      </w:r>
-      <w:r>
-        <w:rPr>
-          <w:rFonts w:hint="eastAsia"/>
-          <w:szCs w:val="28"/>
-        </w:rPr>
-        <w:t>(</w:t>
-      </w:r>
-      <w:proofErr w:type="gramStart"/>
-      <w:r>
-        <w:rPr>
-          <w:rFonts w:hint="eastAsia"/>
-          <w:color w:val="FF0000"/>
-          <w:sz w:val="16"/>
-          <w:szCs w:val="16"/>
-        </w:rPr>
-        <w:t>ㄨㄟ</w:t>
-      </w:r>
-      <w:r>
-        <w:rPr>
-          <w:rFonts w:hint="eastAsia"/>
-          <w:color w:val="FF0000"/>
-          <w:sz w:val="16"/>
-          <w:szCs w:val="16"/>
-        </w:rPr>
-        <w:t>ˇ</w:t>
-      </w:r>
-      <w:proofErr w:type="gramEnd"/>
-      <w:r>
-        <w:rPr>
-          <w:rFonts w:hint="eastAsia"/>
-          <w:szCs w:val="28"/>
-        </w:rPr>
-        <w:t>)</w:t>
-      </w:r>
-      <w:proofErr w:type="gramStart"/>
-      <w:r>
-        <w:rPr>
-          <w:rFonts w:hint="eastAsia"/>
-          <w:szCs w:val="28"/>
-        </w:rPr>
-        <w:t>靡</w:t>
-      </w:r>
-      <w:proofErr w:type="gramEnd"/>
-      <w:r>
-        <w:rPr>
-          <w:rFonts w:hint="eastAsia"/>
-          <w:szCs w:val="28"/>
-        </w:rPr>
-        <w:t>不振。【例】精神頹唐</w:t>
-      </w:r>
-    </w:p>
-    <w:p>
-      <w:pPr>
-        <w:pStyle w:val="a9"/>
-        <w:numPr>
-          <w:ilvl w:val="0"/>
-          <w:numId w:val="14"/>
-        </w:numPr>
-        <w:spacing w:after="0" w:line="380" w:lineRule="exact"/>
-        <w:ind w:leftChars="0" w:right="0"/>
-        <w:rPr>
-          <w:szCs w:val="28"/>
-        </w:rPr>
-      </w:pPr>
-      <w:proofErr w:type="gramStart"/>
-      <w:r>
-        <w:rPr>
-          <w:rFonts w:hint="eastAsia"/>
-          <w:szCs w:val="28"/>
-        </w:rPr>
-        <w:t>萎</w:t>
-      </w:r>
-      <w:proofErr w:type="gramEnd"/>
-      <w:r>
-        <w:rPr>
-          <w:rFonts w:hint="eastAsia"/>
-          <w:szCs w:val="28"/>
-        </w:rPr>
-        <w:t>(</w:t>
-      </w:r>
-      <w:proofErr w:type="gramStart"/>
-      <w:r>
-        <w:rPr>
-          <w:rFonts w:hint="eastAsia"/>
-          <w:color w:val="FF0000"/>
-          <w:sz w:val="16"/>
-          <w:szCs w:val="16"/>
-        </w:rPr>
-        <w:t>ㄨㄟ</w:t>
-      </w:r>
-      <w:proofErr w:type="gramEnd"/>
-      <w:r>
-        <w:rPr>
-          <w:rFonts w:hint="eastAsia"/>
-          <w:szCs w:val="28"/>
-        </w:rPr>
-        <w:t>)</w:t>
-      </w:r>
-      <w:proofErr w:type="gramStart"/>
-      <w:r>
-        <w:rPr>
-          <w:rFonts w:hint="eastAsia"/>
-          <w:szCs w:val="28"/>
-        </w:rPr>
-        <w:t>靡</w:t>
-      </w:r>
-      <w:proofErr w:type="gramEnd"/>
-      <w:r>
-        <w:rPr>
-          <w:rFonts w:hint="eastAsia"/>
-          <w:szCs w:val="28"/>
-        </w:rPr>
-        <w:t>：</w:t>
-      </w:r>
-      <w:r>
-        <w:rPr>
-          <w:rFonts w:hint="eastAsia"/>
-          <w:szCs w:val="28"/>
-        </w:rPr>
-        <w:t>頹喪消</w:t>
-      </w:r>
-      <w:proofErr w:type="gramStart"/>
-      <w:r>
-        <w:rPr>
-          <w:rFonts w:hint="eastAsia"/>
-          <w:szCs w:val="28"/>
-        </w:rPr>
-        <w:t>沉</w:t>
-      </w:r>
-      <w:proofErr w:type="gramEnd"/>
-      <w:r>
-        <w:rPr>
-          <w:rFonts w:hint="eastAsia"/>
-          <w:szCs w:val="28"/>
-        </w:rPr>
-        <w:t>，沒精打采。</w:t>
+        <w:t>的畫面和詩人孤傲的身影，依然長久留在讀者心中。</w:t>
       </w:r>
     </w:p>
     <w:sectPr>
-      <w:footerReference w:type="default" r:id="rId9"/>
+      <w:footerReference w:type="default" r:id="rId8"/>
       <w:pgSz w:w="11906" w:h="16838"/>
       <w:pgMar w:top="567" w:right="851" w:bottom="567" w:left="851" w:header="567" w:footer="0" w:gutter="0"/>
       <w:cols w:space="720"/>
@@ -2544,7 +2133,7 @@
 </file>
 
 <file path=word/endnotes.xml><?xml version="1.0" encoding="utf-8"?>
-<w:endnotes xmlns:wpc="http://schemas.microsoft.com/office/word/2010/wordprocessingCanvas" xmlns:cx="http://schemas.microsoft.com/office/drawing/2014/chartex" xmlns:cx1="http://schemas.microsoft.com/office/drawing/2015/9/8/chartex" xmlns:cx2="http://schemas.microsoft.com/office/drawing/2015/10/21/chartex" xmlns:cx3="http://schemas.microsoft.com/office/drawing/2016/5/9/chartex" xmlns:cx4="http://schemas.microsoft.com/office/drawing/2016/5/10/chartex" xmlns:cx5="http://schemas.microsoft.com/office/drawing/2016/5/11/chartex" xmlns:cx6="http://schemas.microsoft.com/office/drawing/2016/5/12/chartex" xmlns:cx7="http://schemas.microsoft.com/office/drawing/2016/5/13/chartex" xmlns:cx8="http://schemas.microsoft.com/office/drawing/2016/5/14/chartex" xmlns:mc="http://schemas.openxmlformats.org/markup-compatibility/2006" xmlns:aink="http://schemas.microsoft.com/office/drawing/2016/ink" xmlns:am3d="http://schemas.microsoft.com/office/drawing/2017/model3d" xmlns:o="urn:schemas-microsoft-com:office:office" xmlns:oel="http://schemas.microsoft.com/office/2019/extlst" xmlns:r="http://schemas.openxmlformats.org/officeDocument/2006/relationships" xmlns:m="http://schemas.openxmlformats.org/officeDocument/2006/math" xmlns:v="urn:schemas-microsoft-com:vml" xmlns:wp14="http://schemas.microsoft.com/office/word/2010/wordprocessingDrawing" xmlns:wp="http://schemas.openxmlformats.org/drawingml/2006/wordprocessingDrawing" xmlns:w10="urn:schemas-microsoft-com:office:word" xmlns:w="http://schemas.openxmlformats.org/wordprocessingml/2006/main" xmlns:w14="http://schemas.microsoft.com/office/word/2010/wordml" xmlns:w15="http://schemas.microsoft.com/office/word/2012/wordml" xmlns:w16cex="http://schemas.microsoft.com/office/word/2018/wordml/cex" xmlns:w16cid="http://schemas.microsoft.com/office/word/2016/wordml/cid" xmlns:w16="http://schemas.microsoft.com/office/word/2018/wordml" xmlns:w16du="http://schemas.microsoft.com/office/word/2023/wordml/word16du" xmlns:w16sdtdh="http://schemas.microsoft.com/office/word/2020/wordml/sdtdatahash" xmlns:w16se="http://schemas.microsoft.com/office/word/2015/wordml/symex" xmlns:wpg="http://schemas.microsoft.com/office/word/2010/wordprocessingGroup" xmlns:wpi="http://schemas.microsoft.com/office/word/2010/wordprocessingInk" xmlns:wne="http://schemas.microsoft.com/office/word/2006/wordml" xmlns:wps="http://schemas.microsoft.com/office/word/2010/wordprocessingShape" mc:Ignorable="w14 w15 w16se w16cid w16 w16cex w16sdtdh wp14">
+<w:endnotes xmlns:wpc="http://schemas.microsoft.com/office/word/2010/wordprocessingCanvas" xmlns:cx="http://schemas.microsoft.com/office/drawing/2014/chartex" xmlns:cx1="http://schemas.microsoft.com/office/drawing/2015/9/8/chartex" xmlns:cx2="http://schemas.microsoft.com/office/drawing/2015/10/21/chartex" xmlns:cx3="http://schemas.microsoft.com/office/drawing/2016/5/9/chartex" xmlns:cx4="http://schemas.microsoft.com/office/drawing/2016/5/10/chartex" xmlns:cx5="http://schemas.microsoft.com/office/drawing/2016/5/11/chartex" xmlns:cx6="http://schemas.microsoft.com/office/drawing/2016/5/12/chartex" xmlns:cx7="http://schemas.microsoft.com/office/drawing/2016/5/13/chartex" xmlns:cx8="http://schemas.microsoft.com/office/drawing/2016/5/14/chartex" xmlns:mc="http://schemas.openxmlformats.org/markup-compatibility/2006" xmlns:aink="http://schemas.microsoft.com/office/drawing/2016/ink" xmlns:am3d="http://schemas.microsoft.com/office/drawing/2017/model3d" xmlns:o="urn:schemas-microsoft-com:office:office" xmlns:r="http://schemas.openxmlformats.org/officeDocument/2006/relationships" xmlns:m="http://schemas.openxmlformats.org/officeDocument/2006/math" xmlns:v="urn:schemas-microsoft-com:vml" xmlns:wp14="http://schemas.microsoft.com/office/word/2010/wordprocessingDrawing" xmlns:wp="http://schemas.openxmlformats.org/drawingml/2006/wordprocessingDrawing" xmlns:w10="urn:schemas-microsoft-com:office:word" xmlns:w="http://schemas.openxmlformats.org/wordprocessingml/2006/main" xmlns:w14="http://schemas.microsoft.com/office/word/2010/wordml" xmlns:w15="http://schemas.microsoft.com/office/word/2012/wordml" xmlns:w16cex="http://schemas.microsoft.com/office/word/2018/wordml/cex" xmlns:w16cid="http://schemas.microsoft.com/office/word/2016/wordml/cid" xmlns:w16="http://schemas.microsoft.com/office/word/2018/wordml" xmlns:w16sdtdh="http://schemas.microsoft.com/office/word/2020/wordml/sdtdatahash" xmlns:w16se="http://schemas.microsoft.com/office/word/2015/wordml/symex" xmlns:wpg="http://schemas.microsoft.com/office/word/2010/wordprocessingGroup" xmlns:wpi="http://schemas.microsoft.com/office/word/2010/wordprocessingInk" xmlns:wne="http://schemas.microsoft.com/office/word/2006/wordml" xmlns:wps="http://schemas.microsoft.com/office/word/2010/wordprocessingShape" mc:Ignorable="w14 w15 w16se w16cid w16 w16cex w16sdtdh wp14">
   <w:endnote w:type="separator" w:id="-1">
     <w:p>
       <w:pPr>
@@ -2569,7 +2158,7 @@
 </file>
 
 <file path=word/footer1.xml><?xml version="1.0" encoding="utf-8"?>
-<w:ftr xmlns:wpc="http://schemas.microsoft.com/office/word/2010/wordprocessingCanvas" xmlns:cx="http://schemas.microsoft.com/office/drawing/2014/chartex" xmlns:cx1="http://schemas.microsoft.com/office/drawing/2015/9/8/chartex" xmlns:cx2="http://schemas.microsoft.com/office/drawing/2015/10/21/chartex" xmlns:cx3="http://schemas.microsoft.com/office/drawing/2016/5/9/chartex" xmlns:cx4="http://schemas.microsoft.com/office/drawing/2016/5/10/chartex" xmlns:cx5="http://schemas.microsoft.com/office/drawing/2016/5/11/chartex" xmlns:cx6="http://schemas.microsoft.com/office/drawing/2016/5/12/chartex" xmlns:cx7="http://schemas.microsoft.com/office/drawing/2016/5/13/chartex" xmlns:cx8="http://schemas.microsoft.com/office/drawing/2016/5/14/chartex" xmlns:mc="http://schemas.openxmlformats.org/markup-compatibility/2006" xmlns:aink="http://schemas.microsoft.com/office/drawing/2016/ink" xmlns:am3d="http://schemas.microsoft.com/office/drawing/2017/model3d" xmlns:o="urn:schemas-microsoft-com:office:office" xmlns:oel="http://schemas.microsoft.com/office/2019/extlst" xmlns:r="http://schemas.openxmlformats.org/officeDocument/2006/relationships" xmlns:m="http://schemas.openxmlformats.org/officeDocument/2006/math" xmlns:v="urn:schemas-microsoft-com:vml" xmlns:wp14="http://schemas.microsoft.com/office/word/2010/wordprocessingDrawing" xmlns:wp="http://schemas.openxmlformats.org/drawingml/2006/wordprocessingDrawing" xmlns:w10="urn:schemas-microsoft-com:office:word" xmlns:w="http://schemas.openxmlformats.org/wordprocessingml/2006/main" xmlns:w14="http://schemas.microsoft.com/office/word/2010/wordml" xmlns:w15="http://schemas.microsoft.com/office/word/2012/wordml" xmlns:w16cex="http://schemas.microsoft.com/office/word/2018/wordml/cex" xmlns:w16cid="http://schemas.microsoft.com/office/word/2016/wordml/cid" xmlns:w16="http://schemas.microsoft.com/office/word/2018/wordml" xmlns:w16du="http://schemas.microsoft.com/office/word/2023/wordml/word16du" xmlns:w16sdtdh="http://schemas.microsoft.com/office/word/2020/wordml/sdtdatahash" xmlns:w16se="http://schemas.microsoft.com/office/word/2015/wordml/symex" xmlns:wpg="http://schemas.microsoft.com/office/word/2010/wordprocessingGroup" xmlns:wpi="http://schemas.microsoft.com/office/word/2010/wordprocessingInk" xmlns:wne="http://schemas.microsoft.com/office/word/2006/wordml" xmlns:wps="http://schemas.microsoft.com/office/word/2010/wordprocessingShape" mc:Ignorable="w14 w15 w16se w16cid w16 w16cex w16sdtdh wp14">
+<w:ftr xmlns:wpc="http://schemas.microsoft.com/office/word/2010/wordprocessingCanvas" xmlns:cx="http://schemas.microsoft.com/office/drawing/2014/chartex" xmlns:cx1="http://schemas.microsoft.com/office/drawing/2015/9/8/chartex" xmlns:cx2="http://schemas.microsoft.com/office/drawing/2015/10/21/chartex" xmlns:cx3="http://schemas.microsoft.com/office/drawing/2016/5/9/chartex" xmlns:cx4="http://schemas.microsoft.com/office/drawing/2016/5/10/chartex" xmlns:cx5="http://schemas.microsoft.com/office/drawing/2016/5/11/chartex" xmlns:cx6="http://schemas.microsoft.com/office/drawing/2016/5/12/chartex" xmlns:cx7="http://schemas.microsoft.com/office/drawing/2016/5/13/chartex" xmlns:cx8="http://schemas.microsoft.com/office/drawing/2016/5/14/chartex" xmlns:mc="http://schemas.openxmlformats.org/markup-compatibility/2006" xmlns:aink="http://schemas.microsoft.com/office/drawing/2016/ink" xmlns:am3d="http://schemas.microsoft.com/office/drawing/2017/model3d" xmlns:o="urn:schemas-microsoft-com:office:office" xmlns:r="http://schemas.openxmlformats.org/officeDocument/2006/relationships" xmlns:m="http://schemas.openxmlformats.org/officeDocument/2006/math" xmlns:v="urn:schemas-microsoft-com:vml" xmlns:wp14="http://schemas.microsoft.com/office/word/2010/wordprocessingDrawing" xmlns:wp="http://schemas.openxmlformats.org/drawingml/2006/wordprocessingDrawing" xmlns:w10="urn:schemas-microsoft-com:office:word" xmlns:w="http://schemas.openxmlformats.org/wordprocessingml/2006/main" xmlns:w14="http://schemas.microsoft.com/office/word/2010/wordml" xmlns:w15="http://schemas.microsoft.com/office/word/2012/wordml" xmlns:w16cex="http://schemas.microsoft.com/office/word/2018/wordml/cex" xmlns:w16cid="http://schemas.microsoft.com/office/word/2016/wordml/cid" xmlns:w16="http://schemas.microsoft.com/office/word/2018/wordml" xmlns:w16sdtdh="http://schemas.microsoft.com/office/word/2020/wordml/sdtdatahash" xmlns:w16se="http://schemas.microsoft.com/office/word/2015/wordml/symex" xmlns:wpg="http://schemas.microsoft.com/office/word/2010/wordprocessingGroup" xmlns:wpi="http://schemas.microsoft.com/office/word/2010/wordprocessingInk" xmlns:wne="http://schemas.microsoft.com/office/word/2006/wordml" xmlns:wps="http://schemas.microsoft.com/office/word/2010/wordprocessingShape" mc:Ignorable="w14 w15 w16se w16cid w16 w16cex w16sdtdh wp14">
   <w:sdt>
     <w:sdtPr>
       <w:id w:val="1495451635"/>
@@ -2578,10 +2167,12 @@
         <w:docPartUnique/>
       </w:docPartObj>
     </w:sdtPr>
+    <w:sdtEndPr/>
     <w:sdtContent>
       <w:p>
         <w:pPr>
           <w:pStyle w:val="a5"/>
+          <w:ind w:right="-2"/>
           <w:jc w:val="right"/>
         </w:pPr>
         <w:r>
@@ -2632,7 +2223,7 @@
 </file>
 
 <file path=word/footnotes.xml><?xml version="1.0" encoding="utf-8"?>
-<w:footnotes xmlns:wpc="http://schemas.microsoft.com/office/word/2010/wordprocessingCanvas" xmlns:cx="http://schemas.microsoft.com/office/drawing/2014/chartex" xmlns:cx1="http://schemas.microsoft.com/office/drawing/2015/9/8/chartex" xmlns:cx2="http://schemas.microsoft.com/office/drawing/2015/10/21/chartex" xmlns:cx3="http://schemas.microsoft.com/office/drawing/2016/5/9/chartex" xmlns:cx4="http://schemas.microsoft.com/office/drawing/2016/5/10/chartex" xmlns:cx5="http://schemas.microsoft.com/office/drawing/2016/5/11/chartex" xmlns:cx6="http://schemas.microsoft.com/office/drawing/2016/5/12/chartex" xmlns:cx7="http://schemas.microsoft.com/office/drawing/2016/5/13/chartex" xmlns:cx8="http://schemas.microsoft.com/office/drawing/2016/5/14/chartex" xmlns:mc="http://schemas.openxmlformats.org/markup-compatibility/2006" xmlns:aink="http://schemas.microsoft.com/office/drawing/2016/ink" xmlns:am3d="http://schemas.microsoft.com/office/drawing/2017/model3d" xmlns:o="urn:schemas-microsoft-com:office:office" xmlns:oel="http://schemas.microsoft.com/office/2019/extlst" xmlns:r="http://schemas.openxmlformats.org/officeDocument/2006/relationships" xmlns:m="http://schemas.openxmlformats.org/officeDocument/2006/math" xmlns:v="urn:schemas-microsoft-com:vml" xmlns:wp14="http://schemas.microsoft.com/office/word/2010/wordprocessingDrawing" xmlns:wp="http://schemas.openxmlformats.org/drawingml/2006/wordprocessingDrawing" xmlns:w10="urn:schemas-microsoft-com:office:word" xmlns:w="http://schemas.openxmlformats.org/wordprocessingml/2006/main" xmlns:w14="http://schemas.microsoft.com/office/word/2010/wordml" xmlns:w15="http://schemas.microsoft.com/office/word/2012/wordml" xmlns:w16cex="http://schemas.microsoft.com/office/word/2018/wordml/cex" xmlns:w16cid="http://schemas.microsoft.com/office/word/2016/wordml/cid" xmlns:w16="http://schemas.microsoft.com/office/word/2018/wordml" xmlns:w16du="http://schemas.microsoft.com/office/word/2023/wordml/word16du" xmlns:w16sdtdh="http://schemas.microsoft.com/office/word/2020/wordml/sdtdatahash" xmlns:w16se="http://schemas.microsoft.com/office/word/2015/wordml/symex" xmlns:wpg="http://schemas.microsoft.com/office/word/2010/wordprocessingGroup" xmlns:wpi="http://schemas.microsoft.com/office/word/2010/wordprocessingInk" xmlns:wne="http://schemas.microsoft.com/office/word/2006/wordml" xmlns:wps="http://schemas.microsoft.com/office/word/2010/wordprocessingShape" mc:Ignorable="w14 w15 w16se w16cid w16 w16cex w16sdtdh wp14">
+<w:footnotes xmlns:wpc="http://schemas.microsoft.com/office/word/2010/wordprocessingCanvas" xmlns:cx="http://schemas.microsoft.com/office/drawing/2014/chartex" xmlns:cx1="http://schemas.microsoft.com/office/drawing/2015/9/8/chartex" xmlns:cx2="http://schemas.microsoft.com/office/drawing/2015/10/21/chartex" xmlns:cx3="http://schemas.microsoft.com/office/drawing/2016/5/9/chartex" xmlns:cx4="http://schemas.microsoft.com/office/drawing/2016/5/10/chartex" xmlns:cx5="http://schemas.microsoft.com/office/drawing/2016/5/11/chartex" xmlns:cx6="http://schemas.microsoft.com/office/drawing/2016/5/12/chartex" xmlns:cx7="http://schemas.microsoft.com/office/drawing/2016/5/13/chartex" xmlns:cx8="http://schemas.microsoft.com/office/drawing/2016/5/14/chartex" xmlns:mc="http://schemas.openxmlformats.org/markup-compatibility/2006" xmlns:aink="http://schemas.microsoft.com/office/drawing/2016/ink" xmlns:am3d="http://schemas.microsoft.com/office/drawing/2017/model3d" xmlns:o="urn:schemas-microsoft-com:office:office" xmlns:r="http://schemas.openxmlformats.org/officeDocument/2006/relationships" xmlns:m="http://schemas.openxmlformats.org/officeDocument/2006/math" xmlns:v="urn:schemas-microsoft-com:vml" xmlns:wp14="http://schemas.microsoft.com/office/word/2010/wordprocessingDrawing" xmlns:wp="http://schemas.openxmlformats.org/drawingml/2006/wordprocessingDrawing" xmlns:w10="urn:schemas-microsoft-com:office:word" xmlns:w="http://schemas.openxmlformats.org/wordprocessingml/2006/main" xmlns:w14="http://schemas.microsoft.com/office/word/2010/wordml" xmlns:w15="http://schemas.microsoft.com/office/word/2012/wordml" xmlns:w16cex="http://schemas.microsoft.com/office/word/2018/wordml/cex" xmlns:w16cid="http://schemas.microsoft.com/office/word/2016/wordml/cid" xmlns:w16="http://schemas.microsoft.com/office/word/2018/wordml" xmlns:w16sdtdh="http://schemas.microsoft.com/office/word/2020/wordml/sdtdatahash" xmlns:w16se="http://schemas.microsoft.com/office/word/2015/wordml/symex" xmlns:wpg="http://schemas.microsoft.com/office/word/2010/wordprocessingGroup" xmlns:wpi="http://schemas.microsoft.com/office/word/2010/wordprocessingInk" xmlns:wne="http://schemas.microsoft.com/office/word/2006/wordml" xmlns:wps="http://schemas.microsoft.com/office/word/2010/wordprocessingShape" mc:Ignorable="w14 w15 w16se w16cid w16 w16cex w16sdtdh wp14">
   <w:footnote w:type="separator" w:id="-1">
     <w:p>
       <w:pPr>
@@ -2657,7 +2248,7 @@
 </file>
 
 <file path=word/numbering.xml><?xml version="1.0" encoding="utf-8"?>
-<w:numbering xmlns:wpc="http://schemas.microsoft.com/office/word/2010/wordprocessingCanvas" xmlns:cx="http://schemas.microsoft.com/office/drawing/2014/chartex" xmlns:cx1="http://schemas.microsoft.com/office/drawing/2015/9/8/chartex" xmlns:cx2="http://schemas.microsoft.com/office/drawing/2015/10/21/chartex" xmlns:cx3="http://schemas.microsoft.com/office/drawing/2016/5/9/chartex" xmlns:cx4="http://schemas.microsoft.com/office/drawing/2016/5/10/chartex" xmlns:cx5="http://schemas.microsoft.com/office/drawing/2016/5/11/chartex" xmlns:cx6="http://schemas.microsoft.com/office/drawing/2016/5/12/chartex" xmlns:cx7="http://schemas.microsoft.com/office/drawing/2016/5/13/chartex" xmlns:cx8="http://schemas.microsoft.com/office/drawing/2016/5/14/chartex" xmlns:mc="http://schemas.openxmlformats.org/markup-compatibility/2006" xmlns:aink="http://schemas.microsoft.com/office/drawing/2016/ink" xmlns:am3d="http://schemas.microsoft.com/office/drawing/2017/model3d" xmlns:o="urn:schemas-microsoft-com:office:office" xmlns:oel="http://schemas.microsoft.com/office/2019/extlst" xmlns:r="http://schemas.openxmlformats.org/officeDocument/2006/relationships" xmlns:m="http://schemas.openxmlformats.org/officeDocument/2006/math" xmlns:v="urn:schemas-microsoft-com:vml" xmlns:wp14="http://schemas.microsoft.com/office/word/2010/wordprocessingDrawing" xmlns:wp="http://schemas.openxmlformats.org/drawingml/2006/wordprocessingDrawing" xmlns:w10="urn:schemas-microsoft-com:office:word" xmlns:w="http://schemas.openxmlformats.org/wordprocessingml/2006/main" xmlns:w14="http://schemas.microsoft.com/office/word/2010/wordml" xmlns:w15="http://schemas.microsoft.com/office/word/2012/wordml" xmlns:w16cex="http://schemas.microsoft.com/office/word/2018/wordml/cex" xmlns:w16cid="http://schemas.microsoft.com/office/word/2016/wordml/cid" xmlns:w16="http://schemas.microsoft.com/office/word/2018/wordml" xmlns:w16du="http://schemas.microsoft.com/office/word/2023/wordml/word16du" xmlns:w16sdtdh="http://schemas.microsoft.com/office/word/2020/wordml/sdtdatahash" xmlns:w16se="http://schemas.microsoft.com/office/word/2015/wordml/symex" xmlns:wpg="http://schemas.microsoft.com/office/word/2010/wordprocessingGroup" xmlns:wpi="http://schemas.microsoft.com/office/word/2010/wordprocessingInk" xmlns:wne="http://schemas.microsoft.com/office/word/2006/wordml" xmlns:wps="http://schemas.microsoft.com/office/word/2010/wordprocessingShape" mc:Ignorable="w14 w15 w16se w16cid w16 w16cex w16sdtdh wp14">
+<w:numbering xmlns:wpc="http://schemas.microsoft.com/office/word/2010/wordprocessingCanvas" xmlns:cx="http://schemas.microsoft.com/office/drawing/2014/chartex" xmlns:cx1="http://schemas.microsoft.com/office/drawing/2015/9/8/chartex" xmlns:cx2="http://schemas.microsoft.com/office/drawing/2015/10/21/chartex" xmlns:cx3="http://schemas.microsoft.com/office/drawing/2016/5/9/chartex" xmlns:cx4="http://schemas.microsoft.com/office/drawing/2016/5/10/chartex" xmlns:cx5="http://schemas.microsoft.com/office/drawing/2016/5/11/chartex" xmlns:cx6="http://schemas.microsoft.com/office/drawing/2016/5/12/chartex" xmlns:cx7="http://schemas.microsoft.com/office/drawing/2016/5/13/chartex" xmlns:cx8="http://schemas.microsoft.com/office/drawing/2016/5/14/chartex" xmlns:mc="http://schemas.openxmlformats.org/markup-compatibility/2006" xmlns:aink="http://schemas.microsoft.com/office/drawing/2016/ink" xmlns:am3d="http://schemas.microsoft.com/office/drawing/2017/model3d" xmlns:o="urn:schemas-microsoft-com:office:office" xmlns:r="http://schemas.openxmlformats.org/officeDocument/2006/relationships" xmlns:m="http://schemas.openxmlformats.org/officeDocument/2006/math" xmlns:v="urn:schemas-microsoft-com:vml" xmlns:wp14="http://schemas.microsoft.com/office/word/2010/wordprocessingDrawing" xmlns:wp="http://schemas.openxmlformats.org/drawingml/2006/wordprocessingDrawing" xmlns:w10="urn:schemas-microsoft-com:office:word" xmlns:w="http://schemas.openxmlformats.org/wordprocessingml/2006/main" xmlns:w14="http://schemas.microsoft.com/office/word/2010/wordml" xmlns:w15="http://schemas.microsoft.com/office/word/2012/wordml" xmlns:w16cex="http://schemas.microsoft.com/office/word/2018/wordml/cex" xmlns:w16cid="http://schemas.microsoft.com/office/word/2016/wordml/cid" xmlns:w16="http://schemas.microsoft.com/office/word/2018/wordml" xmlns:w16sdtdh="http://schemas.microsoft.com/office/word/2020/wordml/sdtdatahash" xmlns:w16se="http://schemas.microsoft.com/office/word/2015/wordml/symex" xmlns:wpg="http://schemas.microsoft.com/office/word/2010/wordprocessingGroup" xmlns:wpi="http://schemas.microsoft.com/office/word/2010/wordprocessingInk" xmlns:wne="http://schemas.microsoft.com/office/word/2006/wordml" xmlns:wps="http://schemas.microsoft.com/office/word/2010/wordprocessingShape" mc:Ignorable="w14 w15 w16se w16cid w16 w16cex w16sdtdh wp14">
   <w:abstractNum w:abstractNumId="0" w15:restartNumberingAfterBreak="0">
     <w:nsid w:val="02A11C50"/>
     <w:multiLevelType w:val="hybridMultilevel"/>
@@ -5696,97 +5287,97 @@
       </w:pPr>
     </w:lvl>
   </w:abstractNum>
-  <w:num w:numId="1" w16cid:durableId="1210453282">
+  <w:num w:numId="1">
     <w:abstractNumId w:val="26"/>
   </w:num>
-  <w:num w:numId="2" w16cid:durableId="1846748138">
+  <w:num w:numId="2">
     <w:abstractNumId w:val="7"/>
   </w:num>
-  <w:num w:numId="3" w16cid:durableId="1837766775">
+  <w:num w:numId="3">
     <w:abstractNumId w:val="0"/>
   </w:num>
-  <w:num w:numId="4" w16cid:durableId="963197599">
+  <w:num w:numId="4">
     <w:abstractNumId w:val="12"/>
   </w:num>
-  <w:num w:numId="5" w16cid:durableId="894854065">
+  <w:num w:numId="5">
     <w:abstractNumId w:val="18"/>
   </w:num>
-  <w:num w:numId="6" w16cid:durableId="2099517338">
+  <w:num w:numId="6">
     <w:abstractNumId w:val="28"/>
   </w:num>
-  <w:num w:numId="7" w16cid:durableId="966399238">
+  <w:num w:numId="7">
     <w:abstractNumId w:val="4"/>
   </w:num>
-  <w:num w:numId="8" w16cid:durableId="1124153664">
+  <w:num w:numId="8">
     <w:abstractNumId w:val="30"/>
   </w:num>
-  <w:num w:numId="9" w16cid:durableId="1097168553">
+  <w:num w:numId="9">
     <w:abstractNumId w:val="20"/>
   </w:num>
-  <w:num w:numId="10" w16cid:durableId="513494210">
+  <w:num w:numId="10">
     <w:abstractNumId w:val="25"/>
   </w:num>
-  <w:num w:numId="11" w16cid:durableId="691957957">
+  <w:num w:numId="11">
     <w:abstractNumId w:val="5"/>
   </w:num>
-  <w:num w:numId="12" w16cid:durableId="1841117271">
+  <w:num w:numId="12">
     <w:abstractNumId w:val="2"/>
   </w:num>
-  <w:num w:numId="13" w16cid:durableId="2037658159">
+  <w:num w:numId="13">
     <w:abstractNumId w:val="8"/>
   </w:num>
-  <w:num w:numId="14" w16cid:durableId="1685790934">
+  <w:num w:numId="14">
     <w:abstractNumId w:val="22"/>
   </w:num>
-  <w:num w:numId="15" w16cid:durableId="554708039">
+  <w:num w:numId="15">
     <w:abstractNumId w:val="15"/>
   </w:num>
-  <w:num w:numId="16" w16cid:durableId="405347494">
+  <w:num w:numId="16">
     <w:abstractNumId w:val="24"/>
   </w:num>
-  <w:num w:numId="17" w16cid:durableId="1996184746">
+  <w:num w:numId="17">
     <w:abstractNumId w:val="27"/>
   </w:num>
-  <w:num w:numId="18" w16cid:durableId="1288004489">
+  <w:num w:numId="18">
     <w:abstractNumId w:val="9"/>
   </w:num>
-  <w:num w:numId="19" w16cid:durableId="2032878428">
+  <w:num w:numId="19">
     <w:abstractNumId w:val="21"/>
   </w:num>
-  <w:num w:numId="20" w16cid:durableId="1852406562">
+  <w:num w:numId="20">
     <w:abstractNumId w:val="19"/>
   </w:num>
-  <w:num w:numId="21" w16cid:durableId="411506730">
+  <w:num w:numId="21">
     <w:abstractNumId w:val="14"/>
   </w:num>
-  <w:num w:numId="22" w16cid:durableId="2050953992">
+  <w:num w:numId="22">
     <w:abstractNumId w:val="29"/>
   </w:num>
-  <w:num w:numId="23" w16cid:durableId="1750881886">
+  <w:num w:numId="23">
     <w:abstractNumId w:val="16"/>
   </w:num>
-  <w:num w:numId="24" w16cid:durableId="227572107">
+  <w:num w:numId="24">
     <w:abstractNumId w:val="6"/>
   </w:num>
-  <w:num w:numId="25" w16cid:durableId="655886202">
+  <w:num w:numId="25">
     <w:abstractNumId w:val="3"/>
   </w:num>
-  <w:num w:numId="26" w16cid:durableId="1787850486">
+  <w:num w:numId="26">
     <w:abstractNumId w:val="10"/>
   </w:num>
-  <w:num w:numId="27" w16cid:durableId="1915780231">
+  <w:num w:numId="27">
     <w:abstractNumId w:val="1"/>
   </w:num>
-  <w:num w:numId="28" w16cid:durableId="1706327025">
+  <w:num w:numId="28">
     <w:abstractNumId w:val="11"/>
   </w:num>
-  <w:num w:numId="29" w16cid:durableId="1285191158">
+  <w:num w:numId="29">
     <w:abstractNumId w:val="13"/>
   </w:num>
-  <w:num w:numId="30" w16cid:durableId="2102139895">
+  <w:num w:numId="30">
     <w:abstractNumId w:val="17"/>
   </w:num>
-  <w:num w:numId="31" w16cid:durableId="1906406419">
+  <w:num w:numId="31">
     <w:abstractNumId w:val="23"/>
   </w:num>
 </w:numbering>
